--- a/32520 System_Administration/week4/lab_test_2/lab_test_2.docx
+++ b/32520 System_Administration/week4/lab_test_2/lab_test_2.docx
@@ -70,7 +70,11 @@
           <w:tcPr>
             <w:tcW w:w="4508" w:type="dxa"/>
           </w:tcPr>
-          <w:p/>
+          <w:p>
+            <w:r>
+              <w:t>14657314</w:t>
+            </w:r>
+          </w:p>
         </w:tc>
         <w:tc>
           <w:tcPr>
@@ -824,23 +828,95 @@
     </w:p>
     <w:p>
       <w:r>
-        <w:t>2</w:t>
-      </w:r>
-      <w:r>
-        <w:t xml:space="preserve">. </w:t>
-      </w:r>
-      <w:r>
-        <w:t xml:space="preserve">systemctl status </w:t>
-      </w:r>
-      <w:r>
-        <w:t>kea-dhcp</w:t>
-      </w:r>
-      <w:r>
-        <w:t>4</w:t>
+        <w:drawing>
+          <wp:inline xmlns:a="http://schemas.openxmlformats.org/drawingml/2006/main" xmlns:pic="http://schemas.openxmlformats.org/drawingml/2006/picture">
+            <wp:extent cx="5486400" cy="1881642"/>
+            <wp:docPr id="1" name="Picture 1"/>
+            <wp:cNvGraphicFramePr>
+              <a:graphicFrameLocks noChangeAspect="1"/>
+            </wp:cNvGraphicFramePr>
+            <a:graphic>
+              <a:graphicData uri="http://schemas.openxmlformats.org/drawingml/2006/picture">
+                <pic:pic>
+                  <pic:nvPicPr>
+                    <pic:cNvPr id="0" name="config.png"/>
+                    <pic:cNvPicPr/>
+                  </pic:nvPicPr>
+                  <pic:blipFill>
+                    <a:blip r:embed="rId7"/>
+                    <a:stretch>
+                      <a:fillRect/>
+                    </a:stretch>
+                  </pic:blipFill>
+                  <pic:spPr>
+                    <a:xfrm>
+                      <a:off x="0" y="0"/>
+                      <a:ext cx="5486400" cy="1881642"/>
+                    </a:xfrm>
+                    <a:prstGeom prst="rect"/>
+                  </pic:spPr>
+                </pic:pic>
+              </a:graphicData>
+            </a:graphic>
+          </wp:inline>
+        </w:drawing>
       </w:r>
     </w:p>
     <w:p>
       <w:r>
+        <w:t>2</w:t>
+      </w:r>
+      <w:r>
+        <w:t xml:space="preserve">. </w:t>
+      </w:r>
+      <w:r>
+        <w:t xml:space="preserve">systemctl status </w:t>
+      </w:r>
+      <w:r>
+        <w:t>kea-dhcp</w:t>
+      </w:r>
+      <w:r>
+        <w:t>4</w:t>
+      </w:r>
+    </w:p>
+    <w:p>
+      <w:r>
+        <w:drawing>
+          <wp:inline xmlns:a="http://schemas.openxmlformats.org/drawingml/2006/main" xmlns:pic="http://schemas.openxmlformats.org/drawingml/2006/picture">
+            <wp:extent cx="4206240" cy="4870037"/>
+            <wp:docPr id="2" name="Picture 2"/>
+            <wp:cNvGraphicFramePr>
+              <a:graphicFrameLocks noChangeAspect="1"/>
+            </wp:cNvGraphicFramePr>
+            <a:graphic>
+              <a:graphicData uri="http://schemas.openxmlformats.org/drawingml/2006/picture">
+                <pic:pic>
+                  <pic:nvPicPr>
+                    <pic:cNvPr id="0" name="system status.png"/>
+                    <pic:cNvPicPr/>
+                  </pic:nvPicPr>
+                  <pic:blipFill>
+                    <a:blip r:embed="rId8"/>
+                    <a:stretch>
+                      <a:fillRect/>
+                    </a:stretch>
+                  </pic:blipFill>
+                  <pic:spPr>
+                    <a:xfrm>
+                      <a:off x="0" y="0"/>
+                      <a:ext cx="4206240" cy="4870037"/>
+                    </a:xfrm>
+                    <a:prstGeom prst="rect"/>
+                  </pic:spPr>
+                </pic:pic>
+              </a:graphicData>
+            </a:graphic>
+          </wp:inline>
+        </w:drawing>
+      </w:r>
+    </w:p>
+    <w:p>
+      <w:r>
         <w:t>3</w:t>
       </w:r>
       <w:r>
@@ -848,6 +924,42 @@
       </w:r>
       <w:r>
         <w:t>tail /var/lib/kea/kea-leases4.csv</w:t>
+      </w:r>
+    </w:p>
+    <w:p>
+      <w:r>
+        <w:drawing>
+          <wp:inline xmlns:a="http://schemas.openxmlformats.org/drawingml/2006/main" xmlns:pic="http://schemas.openxmlformats.org/drawingml/2006/picture">
+            <wp:extent cx="5486400" cy="1917103"/>
+            <wp:docPr id="3" name="Picture 3"/>
+            <wp:cNvGraphicFramePr>
+              <a:graphicFrameLocks noChangeAspect="1"/>
+            </wp:cNvGraphicFramePr>
+            <a:graphic>
+              <a:graphicData uri="http://schemas.openxmlformats.org/drawingml/2006/picture">
+                <pic:pic>
+                  <pic:nvPicPr>
+                    <pic:cNvPr id="0" name="tail.png"/>
+                    <pic:cNvPicPr/>
+                  </pic:nvPicPr>
+                  <pic:blipFill>
+                    <a:blip r:embed="rId9"/>
+                    <a:stretch>
+                      <a:fillRect/>
+                    </a:stretch>
+                  </pic:blipFill>
+                  <pic:spPr>
+                    <a:xfrm>
+                      <a:off x="0" y="0"/>
+                      <a:ext cx="5486400" cy="1917103"/>
+                    </a:xfrm>
+                    <a:prstGeom prst="rect"/>
+                  </pic:spPr>
+                </pic:pic>
+              </a:graphicData>
+            </a:graphic>
+          </wp:inline>
+        </w:drawing>
       </w:r>
     </w:p>
     <w:p>
@@ -870,6 +982,42 @@
     </w:p>
     <w:p>
       <w:r>
+        <w:drawing>
+          <wp:inline xmlns:a="http://schemas.openxmlformats.org/drawingml/2006/main" xmlns:pic="http://schemas.openxmlformats.org/drawingml/2006/picture">
+            <wp:extent cx="5486400" cy="2676698"/>
+            <wp:docPr id="4" name="Picture 4"/>
+            <wp:cNvGraphicFramePr>
+              <a:graphicFrameLocks noChangeAspect="1"/>
+            </wp:cNvGraphicFramePr>
+            <a:graphic>
+              <a:graphicData uri="http://schemas.openxmlformats.org/drawingml/2006/picture">
+                <pic:pic>
+                  <pic:nvPicPr>
+                    <pic:cNvPr id="0" name="sed.png"/>
+                    <pic:cNvPicPr/>
+                  </pic:nvPicPr>
+                  <pic:blipFill>
+                    <a:blip r:embed="rId10"/>
+                    <a:stretch>
+                      <a:fillRect/>
+                    </a:stretch>
+                  </pic:blipFill>
+                  <pic:spPr>
+                    <a:xfrm>
+                      <a:off x="0" y="0"/>
+                      <a:ext cx="5486400" cy="2676698"/>
+                    </a:xfrm>
+                    <a:prstGeom prst="rect"/>
+                  </pic:spPr>
+                </pic:pic>
+              </a:graphicData>
+            </a:graphic>
+          </wp:inline>
+        </w:drawing>
+      </w:r>
+    </w:p>
+    <w:p>
+      <w:r>
         <w:rPr>
           <w:b/>
           <w:bCs/>
@@ -891,10 +1039,26 @@
     </w:p>
     <w:p>
       <w:r>
+        <w:rPr>
+          <w:i/>
+        </w:rPr>
+        <w:t>[ TO BE ADDED — screenshot of ipconfig /all from Windows Server ]</w:t>
+      </w:r>
+    </w:p>
+    <w:p>
+      <w:r>
         <w:t xml:space="preserve">2. </w:t>
       </w:r>
       <w:r>
         <w:t>ping 10.0.2.1</w:t>
+      </w:r>
+    </w:p>
+    <w:p>
+      <w:r>
+        <w:rPr>
+          <w:i/>
+        </w:rPr>
+        <w:t>[ TO BE ADDED — screenshot of ping 10.0.2.1 from Windows Server ]</w:t>
       </w:r>
     </w:p>
     <w:p/>

--- a/32520 System_Administration/week4/lab_test_2/lab_test_2.docx
+++ b/32520 System_Administration/week4/lab_test_2/lab_test_2.docx
@@ -1,6 +1,6 @@
 
 <file path=word/document.xml><?xml version="1.0" encoding="utf-8"?>
-<w:document xmlns:wpc="http://schemas.microsoft.com/office/word/2010/wordprocessingCanvas" xmlns:cx="http://schemas.microsoft.com/office/drawing/2014/chartex" xmlns:cx1="http://schemas.microsoft.com/office/drawing/2015/9/8/chartex" xmlns:cx2="http://schemas.microsoft.com/office/drawing/2015/10/21/chartex" xmlns:cx3="http://schemas.microsoft.com/office/drawing/2016/5/9/chartex" xmlns:cx4="http://schemas.microsoft.com/office/drawing/2016/5/10/chartex" xmlns:cx5="http://schemas.microsoft.com/office/drawing/2016/5/11/chartex" xmlns:cx6="http://schemas.microsoft.com/office/drawing/2016/5/12/chartex" xmlns:cx7="http://schemas.microsoft.com/office/drawing/2016/5/13/chartex" xmlns:cx8="http://schemas.microsoft.com/office/drawing/2016/5/14/chartex" xmlns:mc="http://schemas.openxmlformats.org/markup-compatibility/2006" xmlns:aink="http://schemas.microsoft.com/office/drawing/2016/ink" xmlns:am3d="http://schemas.microsoft.com/office/drawing/2017/model3d" xmlns:o="urn:schemas-microsoft-com:office:office" xmlns:oel="http://schemas.microsoft.com/office/2019/extlst" xmlns:r="http://schemas.openxmlformats.org/officeDocument/2006/relationships" xmlns:m="http://schemas.openxmlformats.org/officeDocument/2006/math" xmlns:v="urn:schemas-microsoft-com:vml" xmlns:wp14="http://schemas.microsoft.com/office/word/2010/wordprocessingDrawing" xmlns:wp="http://schemas.openxmlformats.org/drawingml/2006/wordprocessingDrawing" xmlns:w10="urn:schemas-microsoft-com:office:word" xmlns:w="http://schemas.openxmlformats.org/wordprocessingml/2006/main" xmlns:w14="http://schemas.microsoft.com/office/word/2010/wordml" xmlns:w15="http://schemas.microsoft.com/office/word/2012/wordml" xmlns:w16cei="http://schemas.microsoft.com/office/word/2026/wordml/cei" xmlns:w16cex="http://schemas.microsoft.com/office/word/2018/wordml/cex" xmlns:w16cid="http://schemas.microsoft.com/office/word/2016/wordml/cid" xmlns:w16="http://schemas.microsoft.com/office/word/2018/wordml" xmlns:w16du="http://schemas.microsoft.com/office/word/2023/wordml/word16du" xmlns:w16sdtdh="http://schemas.microsoft.com/office/word/2020/wordml/sdtdatahash" xmlns:w16sdtfl="http://schemas.microsoft.com/office/word/2024/wordml/sdtformatlock" xmlns:w16se="http://schemas.microsoft.com/office/word/2015/wordml/symex" xmlns:wpg="http://schemas.microsoft.com/office/word/2010/wordprocessingGroup" xmlns:wpi="http://schemas.microsoft.com/office/word/2010/wordprocessingInk" xmlns:wne="http://schemas.microsoft.com/office/word/2006/wordml" xmlns:wps="http://schemas.microsoft.com/office/word/2010/wordprocessingShape" mc:Ignorable="w14 w15 w16se w16cid w16 w16cex w16sdtdh w16sdtfl w16du wp14">
+<w:document xmlns:wpc="http://schemas.microsoft.com/office/word/2010/wordprocessingCanvas" xmlns:cx="http://schemas.microsoft.com/office/drawing/2014/chartex" xmlns:cx1="http://schemas.microsoft.com/office/drawing/2015/9/8/chartex" xmlns:cx2="http://schemas.microsoft.com/office/drawing/2015/10/21/chartex" xmlns:cx3="http://schemas.microsoft.com/office/drawing/2016/5/9/chartex" xmlns:cx4="http://schemas.microsoft.com/office/drawing/2016/5/10/chartex" xmlns:cx5="http://schemas.microsoft.com/office/drawing/2016/5/11/chartex" xmlns:cx6="http://schemas.microsoft.com/office/drawing/2016/5/12/chartex" xmlns:cx7="http://schemas.microsoft.com/office/drawing/2016/5/13/chartex" xmlns:cx8="http://schemas.microsoft.com/office/drawing/2016/5/14/chartex" xmlns:mc="http://schemas.openxmlformats.org/markup-compatibility/2006" xmlns:m="http://schemas.openxmlformats.org/officeDocument/2006/math" xmlns:aink="http://schemas.microsoft.com/office/drawing/2016/ink" xmlns:am3d="http://schemas.microsoft.com/office/drawing/2017/model3d" xmlns:oel="http://schemas.microsoft.com/office/2019/extlst" xmlns:r="http://schemas.openxmlformats.org/officeDocument/2006/relationships" xmlns:wp14="http://schemas.microsoft.com/office/word/2010/wordprocessingDrawing" xmlns:wp="http://schemas.openxmlformats.org/drawingml/2006/wordprocessingDrawing" xmlns:wpg="http://schemas.microsoft.com/office/word/2010/wordprocessingGroup" xmlns:wpi="http://schemas.microsoft.com/office/word/2010/wordprocessingInk" xmlns:wps="http://schemas.microsoft.com/office/word/2010/wordprocessingShape" xmlns:o="urn:schemas-microsoft-com:office:office" xmlns:v="urn:schemas-microsoft-com:vml" xmlns:w10="urn:schemas-microsoft-com:office:word" xmlns:w="http://schemas.openxmlformats.org/wordprocessingml/2006/main" xmlns:w14="http://schemas.microsoft.com/office/word/2010/wordml" xmlns:w15="http://schemas.microsoft.com/office/word/2012/wordml" xmlns:w16cex="http://schemas.microsoft.com/office/word/2018/wordml/cex" xmlns:w16cid="http://schemas.microsoft.com/office/word/2016/wordml/cid" xmlns:w16="http://schemas.microsoft.com/office/word/2018/wordml" xmlns:w16sdtdh="http://schemas.microsoft.com/office/word/2020/wordml/sdtdatahash" xmlns:w16sdtfl="http://schemas.microsoft.com/office/word/2024/wordml/sdtformatlock" xmlns:w16se="http://schemas.microsoft.com/office/word/2015/wordml/symex" xmlns:w16du="http://schemas.microsoft.com/office/word/2023/wordml/word16du" xmlns:wne="http://schemas.microsoft.com/office/word/2006/wordml" xmlns:a="http://schemas.openxmlformats.org/drawingml/2006/main" xmlns:pic="http://schemas.openxmlformats.org/drawingml/2006/picture" mc:Ignorable="w14 w15 w16se w16cid w16 w16cex w16sdtdh w16sdtfl w16du wp14">
   <w:body>
     <w:p>
       <w:pPr>
@@ -72,6 +72,10 @@
           </w:tcPr>
           <w:p>
             <w:r>
+              <w:rPr>
+                <w:rFonts w:ascii="Arial" w:hAnsi="Arial" w:cs="Arial"/>
+                <w:lang w:eastAsia="ko-KR"/>
+              </w:rPr>
               <w:t>14657314</w:t>
             </w:r>
           </w:p>
@@ -80,7 +84,15 @@
           <w:tcPr>
             <w:tcW w:w="4508" w:type="dxa"/>
           </w:tcPr>
-          <w:p/>
+          <w:p>
+            <w:r>
+              <w:rPr>
+                <w:rFonts w:ascii="Arial" w:hAnsi="Arial" w:eastAsia="Batang" w:cs="Arial"/>
+                <w:lang w:val="en-US" w:eastAsia="ko-KR"/>
+              </w:rPr>
+              <w:t>Jinkyung Kim</w:t>
+            </w:r>
+          </w:p>
         </w:tc>
       </w:tr>
       <w:tr>
@@ -88,13 +100,26 @@
           <w:tcPr>
             <w:tcW w:w="4508" w:type="dxa"/>
           </w:tcPr>
-          <w:p/>
+          <w:p>
+            <w:r>
+              <w:t>25743535</w:t>
+            </w:r>
+          </w:p>
         </w:tc>
         <w:tc>
           <w:tcPr>
             <w:tcW w:w="4508" w:type="dxa"/>
           </w:tcPr>
-          <w:p/>
+          <w:p>
+            <w:proofErr w:type="spellStart"/>
+            <w:r>
+              <w:t>Maroor</w:t>
+            </w:r>
+            <w:proofErr w:type="spellEnd"/>
+            <w:r>
+              <w:t xml:space="preserve"> Chethan Pai</w:t>
+            </w:r>
+          </w:p>
         </w:tc>
       </w:tr>
       <w:tr>
@@ -102,13 +127,28 @@
           <w:tcPr>
             <w:tcW w:w="4508" w:type="dxa"/>
           </w:tcPr>
-          <w:p/>
+          <w:p>
+            <w:r>
+              <w:rPr>
+                <w:rFonts w:ascii="Arial" w:hAnsi="Arial" w:cs="Arial"/>
+                <w:lang w:val="en-US" w:eastAsia="ko-KR"/>
+              </w:rPr>
+              <w:t>25652177</w:t>
+            </w:r>
+          </w:p>
         </w:tc>
         <w:tc>
           <w:tcPr>
             <w:tcW w:w="4508" w:type="dxa"/>
           </w:tcPr>
-          <w:p/>
+          <w:p>
+            <w:r>
+              <w:rPr>
+                <w:rFonts w:ascii="Arial" w:hAnsi="Arial" w:cs="Arial"/>
+              </w:rPr>
+              <w:t>Harshit Kalpesh Soni</w:t>
+            </w:r>
+          </w:p>
         </w:tc>
       </w:tr>
       <w:tr>
@@ -116,13 +156,24 @@
           <w:tcPr>
             <w:tcW w:w="4508" w:type="dxa"/>
           </w:tcPr>
-          <w:p/>
+          <w:p>
+            <w:r>
+              <w:t>25739069</w:t>
+            </w:r>
+          </w:p>
         </w:tc>
         <w:tc>
           <w:tcPr>
             <w:tcW w:w="4508" w:type="dxa"/>
           </w:tcPr>
-          <w:p/>
+          <w:p>
+            <w:r>
+              <w:rPr>
+                <w:rFonts w:ascii="Arial" w:hAnsi="Arial" w:cs="Arial"/>
+              </w:rPr>
+              <w:t>Preetham Srinivas</w:t>
+            </w:r>
+          </w:p>
         </w:tc>
       </w:tr>
       <w:tr>
@@ -130,13 +181,24 @@
           <w:tcPr>
             <w:tcW w:w="4508" w:type="dxa"/>
           </w:tcPr>
-          <w:p/>
+          <w:p>
+            <w:r>
+              <w:t>25533100</w:t>
+            </w:r>
+          </w:p>
         </w:tc>
         <w:tc>
           <w:tcPr>
             <w:tcW w:w="4508" w:type="dxa"/>
           </w:tcPr>
-          <w:p/>
+          <w:p>
+            <w:r>
+              <w:rPr>
+                <w:rFonts w:ascii="Arial" w:hAnsi="Arial" w:cs="Arial"/>
+              </w:rPr>
+              <w:t>Sreelakshmi Nambiar</w:t>
+            </w:r>
+          </w:p>
         </w:tc>
       </w:tr>
     </w:tbl>
@@ -199,10 +261,10 @@
       <w:tblPr>
         <w:tblW w:w="3654" w:type="pct"/>
         <w:tblBorders>
-          <w:top w:val="outset" w:sz="6" w:space="0" w:color="auto"/>
-          <w:left w:val="outset" w:sz="6" w:space="0" w:color="auto"/>
-          <w:bottom w:val="outset" w:sz="6" w:space="0" w:color="auto"/>
-          <w:right w:val="outset" w:sz="6" w:space="0" w:color="auto"/>
+          <w:top w:val="outset" w:color="auto" w:sz="6" w:space="0"/>
+          <w:left w:val="outset" w:color="auto" w:sz="6" w:space="0"/>
+          <w:bottom w:val="outset" w:color="auto" w:sz="6" w:space="0"/>
+          <w:right w:val="outset" w:color="auto" w:sz="6" w:space="0"/>
         </w:tblBorders>
         <w:shd w:val="clear" w:color="auto" w:fill="FFFFFF"/>
         <w:tblCellMar>
@@ -226,10 +288,10 @@
           <w:tcPr>
             <w:tcW w:w="1755" w:type="dxa"/>
             <w:tcBorders>
-              <w:top w:val="outset" w:sz="6" w:space="0" w:color="auto"/>
-              <w:left w:val="outset" w:sz="6" w:space="0" w:color="auto"/>
-              <w:bottom w:val="outset" w:sz="6" w:space="0" w:color="auto"/>
-              <w:right w:val="outset" w:sz="6" w:space="0" w:color="auto"/>
+              <w:top w:val="outset" w:color="auto" w:sz="6" w:space="0"/>
+              <w:left w:val="outset" w:color="auto" w:sz="6" w:space="0"/>
+              <w:bottom w:val="outset" w:color="auto" w:sz="6" w:space="0"/>
+              <w:right w:val="outset" w:color="auto" w:sz="6" w:space="0"/>
             </w:tcBorders>
             <w:shd w:val="clear" w:color="auto" w:fill="FFFFFF"/>
             <w:tcMar>
@@ -251,10 +313,10 @@
           <w:tcPr>
             <w:tcW w:w="2329" w:type="dxa"/>
             <w:tcBorders>
-              <w:top w:val="outset" w:sz="6" w:space="0" w:color="auto"/>
-              <w:left w:val="outset" w:sz="6" w:space="0" w:color="auto"/>
-              <w:bottom w:val="outset" w:sz="6" w:space="0" w:color="auto"/>
-              <w:right w:val="outset" w:sz="6" w:space="0" w:color="auto"/>
+              <w:top w:val="outset" w:color="auto" w:sz="6" w:space="0"/>
+              <w:left w:val="outset" w:color="auto" w:sz="6" w:space="0"/>
+              <w:bottom w:val="outset" w:color="auto" w:sz="6" w:space="0"/>
+              <w:right w:val="outset" w:color="auto" w:sz="6" w:space="0"/>
             </w:tcBorders>
             <w:shd w:val="clear" w:color="auto" w:fill="FFFFFF"/>
             <w:tcMar>
@@ -279,10 +341,10 @@
           <w:tcPr>
             <w:tcW w:w="2501" w:type="dxa"/>
             <w:tcBorders>
-              <w:top w:val="outset" w:sz="6" w:space="0" w:color="auto"/>
-              <w:left w:val="outset" w:sz="6" w:space="0" w:color="auto"/>
-              <w:bottom w:val="outset" w:sz="6" w:space="0" w:color="auto"/>
-              <w:right w:val="outset" w:sz="6" w:space="0" w:color="auto"/>
+              <w:top w:val="outset" w:color="auto" w:sz="6" w:space="0"/>
+              <w:left w:val="outset" w:color="auto" w:sz="6" w:space="0"/>
+              <w:bottom w:val="outset" w:color="auto" w:sz="6" w:space="0"/>
+              <w:right w:val="outset" w:color="auto" w:sz="6" w:space="0"/>
             </w:tcBorders>
             <w:shd w:val="clear" w:color="auto" w:fill="FFFFFF"/>
             <w:tcMar>
@@ -315,10 +377,10 @@
           <w:tcPr>
             <w:tcW w:w="1755" w:type="dxa"/>
             <w:tcBorders>
-              <w:top w:val="outset" w:sz="6" w:space="0" w:color="auto"/>
-              <w:left w:val="outset" w:sz="6" w:space="0" w:color="auto"/>
-              <w:bottom w:val="outset" w:sz="6" w:space="0" w:color="auto"/>
-              <w:right w:val="outset" w:sz="6" w:space="0" w:color="auto"/>
+              <w:top w:val="outset" w:color="auto" w:sz="6" w:space="0"/>
+              <w:left w:val="outset" w:color="auto" w:sz="6" w:space="0"/>
+              <w:bottom w:val="outset" w:color="auto" w:sz="6" w:space="0"/>
+              <w:right w:val="outset" w:color="auto" w:sz="6" w:space="0"/>
             </w:tcBorders>
             <w:shd w:val="clear" w:color="auto" w:fill="FFFFFF"/>
             <w:tcMar>
@@ -340,10 +402,10 @@
           <w:tcPr>
             <w:tcW w:w="2329" w:type="dxa"/>
             <w:tcBorders>
-              <w:top w:val="outset" w:sz="6" w:space="0" w:color="auto"/>
-              <w:left w:val="outset" w:sz="6" w:space="0" w:color="auto"/>
-              <w:bottom w:val="outset" w:sz="6" w:space="0" w:color="auto"/>
-              <w:right w:val="outset" w:sz="6" w:space="0" w:color="auto"/>
+              <w:top w:val="outset" w:color="auto" w:sz="6" w:space="0"/>
+              <w:left w:val="outset" w:color="auto" w:sz="6" w:space="0"/>
+              <w:bottom w:val="outset" w:color="auto" w:sz="6" w:space="0"/>
+              <w:right w:val="outset" w:color="auto" w:sz="6" w:space="0"/>
             </w:tcBorders>
             <w:shd w:val="clear" w:color="auto" w:fill="FFFFFF"/>
             <w:tcMar>
@@ -380,10 +442,10 @@
           <w:tcPr>
             <w:tcW w:w="2501" w:type="dxa"/>
             <w:tcBorders>
-              <w:top w:val="outset" w:sz="6" w:space="0" w:color="auto"/>
-              <w:left w:val="outset" w:sz="6" w:space="0" w:color="auto"/>
-              <w:bottom w:val="outset" w:sz="6" w:space="0" w:color="auto"/>
-              <w:right w:val="outset" w:sz="6" w:space="0" w:color="auto"/>
+              <w:top w:val="outset" w:color="auto" w:sz="6" w:space="0"/>
+              <w:left w:val="outset" w:color="auto" w:sz="6" w:space="0"/>
+              <w:bottom w:val="outset" w:color="auto" w:sz="6" w:space="0"/>
+              <w:right w:val="outset" w:color="auto" w:sz="6" w:space="0"/>
             </w:tcBorders>
             <w:shd w:val="clear" w:color="auto" w:fill="FFFFFF"/>
             <w:tcMar>
@@ -410,10 +472,10 @@
           <w:tcPr>
             <w:tcW w:w="1755" w:type="dxa"/>
             <w:tcBorders>
-              <w:top w:val="outset" w:sz="6" w:space="0" w:color="auto"/>
-              <w:left w:val="outset" w:sz="6" w:space="0" w:color="auto"/>
-              <w:bottom w:val="outset" w:sz="6" w:space="0" w:color="auto"/>
-              <w:right w:val="outset" w:sz="6" w:space="0" w:color="auto"/>
+              <w:top w:val="outset" w:color="auto" w:sz="6" w:space="0"/>
+              <w:left w:val="outset" w:color="auto" w:sz="6" w:space="0"/>
+              <w:bottom w:val="outset" w:color="auto" w:sz="6" w:space="0"/>
+              <w:right w:val="outset" w:color="auto" w:sz="6" w:space="0"/>
             </w:tcBorders>
             <w:shd w:val="clear" w:color="auto" w:fill="FFFFFF"/>
             <w:tcMar>
@@ -435,10 +497,10 @@
           <w:tcPr>
             <w:tcW w:w="2329" w:type="dxa"/>
             <w:tcBorders>
-              <w:top w:val="outset" w:sz="6" w:space="0" w:color="auto"/>
-              <w:left w:val="outset" w:sz="6" w:space="0" w:color="auto"/>
-              <w:bottom w:val="outset" w:sz="6" w:space="0" w:color="auto"/>
-              <w:right w:val="outset" w:sz="6" w:space="0" w:color="auto"/>
+              <w:top w:val="outset" w:color="auto" w:sz="6" w:space="0"/>
+              <w:left w:val="outset" w:color="auto" w:sz="6" w:space="0"/>
+              <w:bottom w:val="outset" w:color="auto" w:sz="6" w:space="0"/>
+              <w:right w:val="outset" w:color="auto" w:sz="6" w:space="0"/>
             </w:tcBorders>
             <w:shd w:val="clear" w:color="auto" w:fill="FFFFFF"/>
             <w:tcMar>
@@ -466,10 +528,10 @@
           <w:tcPr>
             <w:tcW w:w="2501" w:type="dxa"/>
             <w:tcBorders>
-              <w:top w:val="outset" w:sz="6" w:space="0" w:color="auto"/>
-              <w:left w:val="outset" w:sz="6" w:space="0" w:color="auto"/>
-              <w:bottom w:val="outset" w:sz="6" w:space="0" w:color="auto"/>
-              <w:right w:val="outset" w:sz="6" w:space="0" w:color="auto"/>
+              <w:top w:val="outset" w:color="auto" w:sz="6" w:space="0"/>
+              <w:left w:val="outset" w:color="auto" w:sz="6" w:space="0"/>
+              <w:bottom w:val="outset" w:color="auto" w:sz="6" w:space="0"/>
+              <w:right w:val="outset" w:color="auto" w:sz="6" w:space="0"/>
             </w:tcBorders>
             <w:shd w:val="clear" w:color="auto" w:fill="FFFFFF"/>
             <w:tcMar>
@@ -496,10 +558,10 @@
           <w:tcPr>
             <w:tcW w:w="1755" w:type="dxa"/>
             <w:tcBorders>
-              <w:top w:val="outset" w:sz="6" w:space="0" w:color="auto"/>
-              <w:left w:val="outset" w:sz="6" w:space="0" w:color="auto"/>
-              <w:bottom w:val="outset" w:sz="6" w:space="0" w:color="auto"/>
-              <w:right w:val="outset" w:sz="6" w:space="0" w:color="auto"/>
+              <w:top w:val="outset" w:color="auto" w:sz="6" w:space="0"/>
+              <w:left w:val="outset" w:color="auto" w:sz="6" w:space="0"/>
+              <w:bottom w:val="outset" w:color="auto" w:sz="6" w:space="0"/>
+              <w:right w:val="outset" w:color="auto" w:sz="6" w:space="0"/>
             </w:tcBorders>
             <w:shd w:val="clear" w:color="auto" w:fill="FFFFFF"/>
             <w:tcMar>
@@ -526,10 +588,10 @@
           <w:tcPr>
             <w:tcW w:w="2329" w:type="dxa"/>
             <w:tcBorders>
-              <w:top w:val="outset" w:sz="6" w:space="0" w:color="auto"/>
-              <w:left w:val="outset" w:sz="6" w:space="0" w:color="auto"/>
-              <w:bottom w:val="outset" w:sz="6" w:space="0" w:color="auto"/>
-              <w:right w:val="outset" w:sz="6" w:space="0" w:color="auto"/>
+              <w:top w:val="outset" w:color="auto" w:sz="6" w:space="0"/>
+              <w:left w:val="outset" w:color="auto" w:sz="6" w:space="0"/>
+              <w:bottom w:val="outset" w:color="auto" w:sz="6" w:space="0"/>
+              <w:right w:val="outset" w:color="auto" w:sz="6" w:space="0"/>
             </w:tcBorders>
             <w:shd w:val="clear" w:color="auto" w:fill="FFFFFF"/>
             <w:tcMar>
@@ -551,10 +613,10 @@
           <w:tcPr>
             <w:tcW w:w="2501" w:type="dxa"/>
             <w:tcBorders>
-              <w:top w:val="outset" w:sz="6" w:space="0" w:color="auto"/>
-              <w:left w:val="outset" w:sz="6" w:space="0" w:color="auto"/>
-              <w:bottom w:val="outset" w:sz="6" w:space="0" w:color="auto"/>
-              <w:right w:val="outset" w:sz="6" w:space="0" w:color="auto"/>
+              <w:top w:val="outset" w:color="auto" w:sz="6" w:space="0"/>
+              <w:left w:val="outset" w:color="auto" w:sz="6" w:space="0"/>
+              <w:bottom w:val="outset" w:color="auto" w:sz="6" w:space="0"/>
+              <w:right w:val="outset" w:color="auto" w:sz="6" w:space="0"/>
             </w:tcBorders>
             <w:shd w:val="clear" w:color="auto" w:fill="FFFFFF"/>
             <w:tcMar>
@@ -581,10 +643,10 @@
           <w:tcPr>
             <w:tcW w:w="1755" w:type="dxa"/>
             <w:tcBorders>
-              <w:top w:val="outset" w:sz="6" w:space="0" w:color="auto"/>
-              <w:left w:val="outset" w:sz="6" w:space="0" w:color="auto"/>
-              <w:bottom w:val="outset" w:sz="6" w:space="0" w:color="auto"/>
-              <w:right w:val="outset" w:sz="6" w:space="0" w:color="auto"/>
+              <w:top w:val="outset" w:color="auto" w:sz="6" w:space="0"/>
+              <w:left w:val="outset" w:color="auto" w:sz="6" w:space="0"/>
+              <w:bottom w:val="outset" w:color="auto" w:sz="6" w:space="0"/>
+              <w:right w:val="outset" w:color="auto" w:sz="6" w:space="0"/>
             </w:tcBorders>
             <w:shd w:val="clear" w:color="auto" w:fill="FFFFFF"/>
             <w:tcMar>
@@ -606,10 +668,10 @@
           <w:tcPr>
             <w:tcW w:w="2329" w:type="dxa"/>
             <w:tcBorders>
-              <w:top w:val="outset" w:sz="6" w:space="0" w:color="auto"/>
-              <w:left w:val="outset" w:sz="6" w:space="0" w:color="auto"/>
-              <w:bottom w:val="outset" w:sz="6" w:space="0" w:color="auto"/>
-              <w:right w:val="outset" w:sz="6" w:space="0" w:color="auto"/>
+              <w:top w:val="outset" w:color="auto" w:sz="6" w:space="0"/>
+              <w:left w:val="outset" w:color="auto" w:sz="6" w:space="0"/>
+              <w:bottom w:val="outset" w:color="auto" w:sz="6" w:space="0"/>
+              <w:right w:val="outset" w:color="auto" w:sz="6" w:space="0"/>
             </w:tcBorders>
             <w:shd w:val="clear" w:color="auto" w:fill="FFFFFF"/>
             <w:tcMar>
@@ -631,10 +693,10 @@
           <w:tcPr>
             <w:tcW w:w="2501" w:type="dxa"/>
             <w:tcBorders>
-              <w:top w:val="outset" w:sz="6" w:space="0" w:color="auto"/>
-              <w:left w:val="outset" w:sz="6" w:space="0" w:color="auto"/>
-              <w:bottom w:val="outset" w:sz="6" w:space="0" w:color="auto"/>
-              <w:right w:val="outset" w:sz="6" w:space="0" w:color="auto"/>
+              <w:top w:val="outset" w:color="auto" w:sz="6" w:space="0"/>
+              <w:left w:val="outset" w:color="auto" w:sz="6" w:space="0"/>
+              <w:bottom w:val="outset" w:color="auto" w:sz="6" w:space="0"/>
+              <w:right w:val="outset" w:color="auto" w:sz="6" w:space="0"/>
             </w:tcBorders>
             <w:shd w:val="clear" w:color="auto" w:fill="FFFFFF"/>
             <w:tcMar>
@@ -661,10 +723,10 @@
           <w:tcPr>
             <w:tcW w:w="1755" w:type="dxa"/>
             <w:tcBorders>
-              <w:top w:val="outset" w:sz="6" w:space="0" w:color="auto"/>
-              <w:left w:val="outset" w:sz="6" w:space="0" w:color="auto"/>
-              <w:bottom w:val="outset" w:sz="6" w:space="0" w:color="auto"/>
-              <w:right w:val="outset" w:sz="6" w:space="0" w:color="auto"/>
+              <w:top w:val="outset" w:color="auto" w:sz="6" w:space="0"/>
+              <w:left w:val="outset" w:color="auto" w:sz="6" w:space="0"/>
+              <w:bottom w:val="outset" w:color="auto" w:sz="6" w:space="0"/>
+              <w:right w:val="outset" w:color="auto" w:sz="6" w:space="0"/>
             </w:tcBorders>
             <w:shd w:val="clear" w:color="auto" w:fill="FFFFFF"/>
             <w:tcMar>
@@ -686,10 +748,10 @@
           <w:tcPr>
             <w:tcW w:w="2329" w:type="dxa"/>
             <w:tcBorders>
-              <w:top w:val="outset" w:sz="6" w:space="0" w:color="auto"/>
-              <w:left w:val="outset" w:sz="6" w:space="0" w:color="auto"/>
-              <w:bottom w:val="outset" w:sz="6" w:space="0" w:color="auto"/>
-              <w:right w:val="outset" w:sz="6" w:space="0" w:color="auto"/>
+              <w:top w:val="outset" w:color="auto" w:sz="6" w:space="0"/>
+              <w:left w:val="outset" w:color="auto" w:sz="6" w:space="0"/>
+              <w:bottom w:val="outset" w:color="auto" w:sz="6" w:space="0"/>
+              <w:right w:val="outset" w:color="auto" w:sz="6" w:space="0"/>
             </w:tcBorders>
             <w:shd w:val="clear" w:color="auto" w:fill="FFFFFF"/>
             <w:tcMar>
@@ -723,10 +785,10 @@
           <w:tcPr>
             <w:tcW w:w="2501" w:type="dxa"/>
             <w:tcBorders>
-              <w:top w:val="outset" w:sz="6" w:space="0" w:color="auto"/>
-              <w:left w:val="outset" w:sz="6" w:space="0" w:color="auto"/>
-              <w:bottom w:val="outset" w:sz="6" w:space="0" w:color="auto"/>
-              <w:right w:val="outset" w:sz="6" w:space="0" w:color="auto"/>
+              <w:top w:val="outset" w:color="auto" w:sz="6" w:space="0"/>
+              <w:left w:val="outset" w:color="auto" w:sz="6" w:space="0"/>
+              <w:bottom w:val="outset" w:color="auto" w:sz="6" w:space="0"/>
+              <w:right w:val="outset" w:color="auto" w:sz="6" w:space="0"/>
             </w:tcBorders>
             <w:shd w:val="clear" w:color="auto" w:fill="FFFFFF"/>
             <w:tcMar>
@@ -787,6 +849,12 @@
     </w:p>
     <w:p>
       <w:r>
+        <w:br w:type="page"/>
+      </w:r>
+    </w:p>
+    <w:p>
+      <w:r>
+        <w:lastRenderedPageBreak/>
         <w:t>Provide</w:t>
       </w:r>
       <w:r>
@@ -812,8 +880,13 @@
       <w:r>
         <w:t xml:space="preserve"> </w:t>
       </w:r>
-      <w:r>
-        <w:t>ifconfig ens</w:t>
+      <w:proofErr w:type="spellStart"/>
+      <w:r>
+        <w:t>ifconfig</w:t>
+      </w:r>
+      <w:proofErr w:type="spellEnd"/>
+      <w:r>
+        <w:t xml:space="preserve"> ens</w:t>
       </w:r>
       <w:r>
         <w:t>192</w:t>
@@ -828,18 +901,142 @@
     </w:p>
     <w:p>
       <w:r>
+        <w:rPr>
+          <w:noProof/>
+        </w:rPr>
         <w:drawing>
-          <wp:inline xmlns:a="http://schemas.openxmlformats.org/drawingml/2006/main" xmlns:pic="http://schemas.openxmlformats.org/drawingml/2006/picture">
+          <wp:inline distT="0" distB="0" distL="0" distR="0" wp14:anchorId="05E66A7E" wp14:editId="73900663">
             <wp:extent cx="5486400" cy="1881642"/>
+            <wp:effectExtent l="0" t="0" r="0" b="0"/>
             <wp:docPr id="1" name="Picture 1"/>
             <wp:cNvGraphicFramePr>
-              <a:graphicFrameLocks noChangeAspect="1"/>
+              <a:graphicFrameLocks xmlns:a="http://schemas.openxmlformats.org/drawingml/2006/main" noChangeAspect="1"/>
             </wp:cNvGraphicFramePr>
-            <a:graphic>
+            <a:graphic xmlns:a="http://schemas.openxmlformats.org/drawingml/2006/main">
               <a:graphicData uri="http://schemas.openxmlformats.org/drawingml/2006/picture">
-                <pic:pic>
+                <pic:pic xmlns:pic="http://schemas.openxmlformats.org/drawingml/2006/picture">
                   <pic:nvPicPr>
                     <pic:cNvPr id="0" name="config.png"/>
+                    <pic:cNvPicPr/>
+                  </pic:nvPicPr>
+                  <pic:blipFill>
+                    <a:blip r:embed="rId5"/>
+                    <a:stretch>
+                      <a:fillRect/>
+                    </a:stretch>
+                  </pic:blipFill>
+                  <pic:spPr>
+                    <a:xfrm>
+                      <a:off x="0" y="0"/>
+                      <a:ext cx="5486400" cy="1881642"/>
+                    </a:xfrm>
+                    <a:prstGeom prst="rect">
+                      <a:avLst/>
+                    </a:prstGeom>
+                  </pic:spPr>
+                </pic:pic>
+              </a:graphicData>
+            </a:graphic>
+          </wp:inline>
+        </w:drawing>
+      </w:r>
+    </w:p>
+    <w:p>
+      <w:r>
+        <w:t>2</w:t>
+      </w:r>
+      <w:r>
+        <w:t xml:space="preserve">. </w:t>
+      </w:r>
+      <w:proofErr w:type="spellStart"/>
+      <w:r>
+        <w:t>systemctl</w:t>
+      </w:r>
+      <w:proofErr w:type="spellEnd"/>
+      <w:r>
+        <w:t xml:space="preserve"> status </w:t>
+      </w:r>
+      <w:r>
+        <w:t>kea-dhcp</w:t>
+      </w:r>
+      <w:r>
+        <w:t>4</w:t>
+      </w:r>
+    </w:p>
+    <w:p>
+      <w:r>
+        <w:rPr>
+          <w:noProof/>
+        </w:rPr>
+        <w:drawing>
+          <wp:inline distT="0" distB="0" distL="0" distR="0" wp14:anchorId="77520104" wp14:editId="1FFDFCCD">
+            <wp:extent cx="4206240" cy="4870037"/>
+            <wp:effectExtent l="0" t="0" r="0" b="0"/>
+            <wp:docPr id="2" name="Picture 2"/>
+            <wp:cNvGraphicFramePr>
+              <a:graphicFrameLocks xmlns:a="http://schemas.openxmlformats.org/drawingml/2006/main" noChangeAspect="1"/>
+            </wp:cNvGraphicFramePr>
+            <a:graphic xmlns:a="http://schemas.openxmlformats.org/drawingml/2006/main">
+              <a:graphicData uri="http://schemas.openxmlformats.org/drawingml/2006/picture">
+                <pic:pic xmlns:pic="http://schemas.openxmlformats.org/drawingml/2006/picture">
+                  <pic:nvPicPr>
+                    <pic:cNvPr id="0" name="system status.png"/>
+                    <pic:cNvPicPr/>
+                  </pic:nvPicPr>
+                  <pic:blipFill>
+                    <a:blip r:embed="rId6"/>
+                    <a:stretch>
+                      <a:fillRect/>
+                    </a:stretch>
+                  </pic:blipFill>
+                  <pic:spPr>
+                    <a:xfrm>
+                      <a:off x="0" y="0"/>
+                      <a:ext cx="4206240" cy="4870037"/>
+                    </a:xfrm>
+                    <a:prstGeom prst="rect">
+                      <a:avLst/>
+                    </a:prstGeom>
+                  </pic:spPr>
+                </pic:pic>
+              </a:graphicData>
+            </a:graphic>
+          </wp:inline>
+        </w:drawing>
+      </w:r>
+    </w:p>
+    <w:p/>
+    <w:p/>
+    <w:p>
+      <w:r>
+        <w:lastRenderedPageBreak/>
+        <w:t>3</w:t>
+      </w:r>
+      <w:r>
+        <w:t xml:space="preserve">. </w:t>
+      </w:r>
+      <w:r>
+        <w:t>tail /var/lib/kea/kea-leases4.csv</w:t>
+      </w:r>
+    </w:p>
+    <w:p>
+      <w:r>
+        <w:rPr>
+          <w:noProof/>
+        </w:rPr>
+        <w:drawing>
+          <wp:inline distT="0" distB="0" distL="0" distR="0" wp14:anchorId="6DD8122C" wp14:editId="153E09B0">
+            <wp:extent cx="5486400" cy="1917103"/>
+            <wp:effectExtent l="0" t="0" r="0" b="0"/>
+            <wp:docPr id="3" name="Picture 3"/>
+            <wp:cNvGraphicFramePr>
+              <a:graphicFrameLocks xmlns:a="http://schemas.openxmlformats.org/drawingml/2006/main" noChangeAspect="1"/>
+            </wp:cNvGraphicFramePr>
+            <a:graphic xmlns:a="http://schemas.openxmlformats.org/drawingml/2006/main">
+              <a:graphicData uri="http://schemas.openxmlformats.org/drawingml/2006/picture">
+                <pic:pic xmlns:pic="http://schemas.openxmlformats.org/drawingml/2006/picture">
+                  <pic:nvPicPr>
+                    <pic:cNvPr id="0" name="tail.png"/>
                     <pic:cNvPicPr/>
                   </pic:nvPicPr>
                   <pic:blipFill>
@@ -851,9 +1048,11 @@
                   <pic:spPr>
                     <a:xfrm>
                       <a:off x="0" y="0"/>
-                      <a:ext cx="5486400" cy="1881642"/>
+                      <a:ext cx="5486400" cy="1917103"/>
                     </a:xfrm>
-                    <a:prstGeom prst="rect"/>
+                    <a:prstGeom prst="rect">
+                      <a:avLst/>
+                    </a:prstGeom>
                   </pic:spPr>
                 </pic:pic>
               </a:graphicData>
@@ -864,35 +1063,48 @@
     </w:p>
     <w:p>
       <w:r>
-        <w:t>2</w:t>
+        <w:t>4</w:t>
       </w:r>
       <w:r>
         <w:t xml:space="preserve">. </w:t>
       </w:r>
       <w:r>
-        <w:t xml:space="preserve">systemctl status </w:t>
-      </w:r>
-      <w:r>
-        <w:t>kea-dhcp</w:t>
-      </w:r>
-      <w:r>
-        <w:t>4</w:t>
-      </w:r>
-    </w:p>
-    <w:p>
-      <w:r>
+        <w:t>sed -n '/"subnet4"</w:t>
+      </w:r>
+      <w:proofErr w:type="gramStart"/>
+      <w:r>
+        <w:t>/,/</w:t>
+      </w:r>
+      <w:proofErr w:type="gramEnd"/>
+      <w:r>
+        <w:t>]/p' /etc/kea/kea-dhcp4.conf</w:t>
+      </w:r>
+      <w:r>
+        <w:rPr>
+          <w:b/>
+          <w:bCs/>
+        </w:rPr>
+        <w:t> </w:t>
+      </w:r>
+    </w:p>
+    <w:p>
+      <w:r>
+        <w:rPr>
+          <w:noProof/>
+        </w:rPr>
         <w:drawing>
-          <wp:inline xmlns:a="http://schemas.openxmlformats.org/drawingml/2006/main" xmlns:pic="http://schemas.openxmlformats.org/drawingml/2006/picture">
-            <wp:extent cx="4206240" cy="4870037"/>
-            <wp:docPr id="2" name="Picture 2"/>
+          <wp:inline distT="0" distB="0" distL="0" distR="0" wp14:anchorId="08066767" wp14:editId="78B99250">
+            <wp:extent cx="5486400" cy="2676698"/>
+            <wp:effectExtent l="0" t="0" r="0" b="0"/>
+            <wp:docPr id="4" name="Picture 4"/>
             <wp:cNvGraphicFramePr>
-              <a:graphicFrameLocks noChangeAspect="1"/>
+              <a:graphicFrameLocks xmlns:a="http://schemas.openxmlformats.org/drawingml/2006/main" noChangeAspect="1"/>
             </wp:cNvGraphicFramePr>
-            <a:graphic>
+            <a:graphic xmlns:a="http://schemas.openxmlformats.org/drawingml/2006/main">
               <a:graphicData uri="http://schemas.openxmlformats.org/drawingml/2006/picture">
-                <pic:pic>
+                <pic:pic xmlns:pic="http://schemas.openxmlformats.org/drawingml/2006/picture">
                   <pic:nvPicPr>
-                    <pic:cNvPr id="0" name="system status.png"/>
+                    <pic:cNvPr id="0" name="sed.png"/>
                     <pic:cNvPicPr/>
                   </pic:nvPicPr>
                   <pic:blipFill>
@@ -904,9 +1116,11 @@
                   <pic:spPr>
                     <a:xfrm>
                       <a:off x="0" y="0"/>
-                      <a:ext cx="4206240" cy="4870037"/>
+                      <a:ext cx="5486400" cy="2676698"/>
                     </a:xfrm>
-                    <a:prstGeom prst="rect"/>
+                    <a:prstGeom prst="rect">
+                      <a:avLst/>
+                    </a:prstGeom>
                   </pic:spPr>
                 </pic:pic>
               </a:graphicData>
@@ -916,30 +1130,59 @@
       </w:r>
     </w:p>
     <w:p>
-      <w:r>
-        <w:t>3</w:t>
-      </w:r>
-      <w:r>
-        <w:t xml:space="preserve">. </w:t>
-      </w:r>
-      <w:r>
-        <w:t>tail /var/lib/kea/kea-leases4.csv</w:t>
-      </w:r>
-    </w:p>
-    <w:p>
-      <w:r>
+      <w:pPr>
+        <w:rPr>
+          <w:b/>
+          <w:bCs/>
+        </w:rPr>
+      </w:pPr>
+      <w:r>
+        <w:rPr>
+          <w:b/>
+          <w:bCs/>
+        </w:rPr>
+        <w:br w:type="page"/>
+      </w:r>
+    </w:p>
+    <w:p>
+      <w:r>
+        <w:rPr>
+          <w:b/>
+          <w:bCs/>
+        </w:rPr>
+        <w:lastRenderedPageBreak/>
+        <w:t>Windows Server</w:t>
+      </w:r>
+    </w:p>
+    <w:p>
+      <w:r>
+        <w:t xml:space="preserve">1. </w:t>
+      </w:r>
+      <w:r>
+        <w:t xml:space="preserve">ipconfig </w:t>
+      </w:r>
+      <w:r>
+        <w:t>/all</w:t>
+      </w:r>
+    </w:p>
+    <w:p>
+      <w:r>
+        <w:rPr>
+          <w:noProof/>
+        </w:rPr>
         <w:drawing>
-          <wp:inline xmlns:a="http://schemas.openxmlformats.org/drawingml/2006/main" xmlns:pic="http://schemas.openxmlformats.org/drawingml/2006/picture">
-            <wp:extent cx="5486400" cy="1917103"/>
-            <wp:docPr id="3" name="Picture 3"/>
+          <wp:inline distT="0" distB="0" distL="0" distR="0" wp14:anchorId="5F947192" wp14:editId="5CD5D4FD">
+            <wp:extent cx="4754880" cy="4446122"/>
+            <wp:effectExtent l="0" t="0" r="0" b="0"/>
+            <wp:docPr id="6" name="Picture 6"/>
             <wp:cNvGraphicFramePr>
-              <a:graphicFrameLocks noChangeAspect="1"/>
+              <a:graphicFrameLocks xmlns:a="http://schemas.openxmlformats.org/drawingml/2006/main" noChangeAspect="1"/>
             </wp:cNvGraphicFramePr>
-            <a:graphic>
+            <a:graphic xmlns:a="http://schemas.openxmlformats.org/drawingml/2006/main">
               <a:graphicData uri="http://schemas.openxmlformats.org/drawingml/2006/picture">
-                <pic:pic>
+                <pic:pic xmlns:pic="http://schemas.openxmlformats.org/drawingml/2006/picture">
                   <pic:nvPicPr>
-                    <pic:cNvPr id="0" name="tail.png"/>
+                    <pic:cNvPr id="0" name="ipconfig.1.png"/>
                     <pic:cNvPicPr/>
                   </pic:nvPicPr>
                   <pic:blipFill>
@@ -951,9 +1194,11 @@
                   <pic:spPr>
                     <a:xfrm>
                       <a:off x="0" y="0"/>
-                      <a:ext cx="5486400" cy="1917103"/>
+                      <a:ext cx="4754880" cy="4446122"/>
                     </a:xfrm>
-                    <a:prstGeom prst="rect"/>
+                    <a:prstGeom prst="rect">
+                      <a:avLst/>
+                    </a:prstGeom>
                   </pic:spPr>
                 </pic:pic>
               </a:graphicData>
@@ -964,36 +1209,23 @@
     </w:p>
     <w:p>
       <w:r>
-        <w:t>4</w:t>
-      </w:r>
-      <w:r>
-        <w:t xml:space="preserve">. </w:t>
-      </w:r>
-      <w:r>
-        <w:t>sed -n '/"subnet4"/,/]/p' /etc/kea/kea-dhcp4.conf</w:t>
-      </w:r>
-      <w:r>
         <w:rPr>
-          <w:b/>
-          <w:bCs/>
+          <w:noProof/>
         </w:rPr>
-        <w:t> </w:t>
-      </w:r>
-    </w:p>
-    <w:p>
-      <w:r>
+        <w:lastRenderedPageBreak/>
         <w:drawing>
-          <wp:inline xmlns:a="http://schemas.openxmlformats.org/drawingml/2006/main" xmlns:pic="http://schemas.openxmlformats.org/drawingml/2006/picture">
-            <wp:extent cx="5486400" cy="2676698"/>
-            <wp:docPr id="4" name="Picture 4"/>
+          <wp:inline distT="0" distB="0" distL="0" distR="0" wp14:anchorId="1258DDC8" wp14:editId="7640FC66">
+            <wp:extent cx="4754880" cy="4490081"/>
+            <wp:effectExtent l="0" t="0" r="0" b="0"/>
+            <wp:docPr id="7" name="Picture 7"/>
             <wp:cNvGraphicFramePr>
-              <a:graphicFrameLocks noChangeAspect="1"/>
+              <a:graphicFrameLocks xmlns:a="http://schemas.openxmlformats.org/drawingml/2006/main" noChangeAspect="1"/>
             </wp:cNvGraphicFramePr>
-            <a:graphic>
+            <a:graphic xmlns:a="http://schemas.openxmlformats.org/drawingml/2006/main">
               <a:graphicData uri="http://schemas.openxmlformats.org/drawingml/2006/picture">
-                <pic:pic>
+                <pic:pic xmlns:pic="http://schemas.openxmlformats.org/drawingml/2006/picture">
                   <pic:nvPicPr>
-                    <pic:cNvPr id="0" name="sed.png"/>
+                    <pic:cNvPr id="0" name="ip config.2.png"/>
                     <pic:cNvPicPr/>
                   </pic:nvPicPr>
                   <pic:blipFill>
@@ -1005,9 +1237,11 @@
                   <pic:spPr>
                     <a:xfrm>
                       <a:off x="0" y="0"/>
-                      <a:ext cx="5486400" cy="2676698"/>
+                      <a:ext cx="4754880" cy="4490081"/>
                     </a:xfrm>
-                    <a:prstGeom prst="rect"/>
+                    <a:prstGeom prst="rect">
+                      <a:avLst/>
+                    </a:prstGeom>
                   </pic:spPr>
                 </pic:pic>
               </a:graphicData>
@@ -1018,52 +1252,63 @@
     </w:p>
     <w:p>
       <w:r>
+        <w:t xml:space="preserve">2. </w:t>
+      </w:r>
+      <w:r>
+        <w:t>ping 10.0.2.1</w:t>
+      </w:r>
+    </w:p>
+    <w:p>
+      <w:r>
         <w:rPr>
-          <w:b/>
-          <w:bCs/>
+          <w:noProof/>
         </w:rPr>
-        <w:t>Windows Server</w:t>
+        <w:drawing>
+          <wp:inline distT="0" distB="0" distL="0" distR="0" wp14:anchorId="361FBE7B" wp14:editId="7ADB3E09">
+            <wp:extent cx="5120640" cy="2277538"/>
+            <wp:effectExtent l="0" t="0" r="0" b="0"/>
+            <wp:docPr id="5" name="Picture 5"/>
+            <wp:cNvGraphicFramePr>
+              <a:graphicFrameLocks xmlns:a="http://schemas.openxmlformats.org/drawingml/2006/main" noChangeAspect="1"/>
+            </wp:cNvGraphicFramePr>
+            <a:graphic xmlns:a="http://schemas.openxmlformats.org/drawingml/2006/main">
+              <a:graphicData uri="http://schemas.openxmlformats.org/drawingml/2006/picture">
+                <pic:pic xmlns:pic="http://schemas.openxmlformats.org/drawingml/2006/picture">
+                  <pic:nvPicPr>
+                    <pic:cNvPr id="0" name="ping.png"/>
+                    <pic:cNvPicPr/>
+                  </pic:nvPicPr>
+                  <pic:blipFill>
+                    <a:blip r:embed="rId11"/>
+                    <a:stretch>
+                      <a:fillRect/>
+                    </a:stretch>
+                  </pic:blipFill>
+                  <pic:spPr>
+                    <a:xfrm>
+                      <a:off x="0" y="0"/>
+                      <a:ext cx="5120640" cy="2277538"/>
+                    </a:xfrm>
+                    <a:prstGeom prst="rect">
+                      <a:avLst/>
+                    </a:prstGeom>
+                  </pic:spPr>
+                </pic:pic>
+              </a:graphicData>
+            </a:graphic>
+          </wp:inline>
+        </w:drawing>
+      </w:r>
+    </w:p>
+    <w:p/>
+    <w:p>
+      <w:r>
+        <w:br w:type="page"/>
       </w:r>
     </w:p>
     <w:p>
       <w:r>
         <w:lastRenderedPageBreak/>
-        <w:t xml:space="preserve">1. </w:t>
-      </w:r>
-      <w:r>
-        <w:t xml:space="preserve">ipconfig </w:t>
-      </w:r>
-      <w:r>
-        <w:t>/all</w:t>
-      </w:r>
-    </w:p>
-    <w:p>
-      <w:r>
-        <w:rPr>
-          <w:i/>
-        </w:rPr>
-        <w:t>[ TO BE ADDED — screenshot of ipconfig /all from Windows Server ]</w:t>
-      </w:r>
-    </w:p>
-    <w:p>
-      <w:r>
-        <w:t xml:space="preserve">2. </w:t>
-      </w:r>
-      <w:r>
-        <w:t>ping 10.0.2.1</w:t>
-      </w:r>
-    </w:p>
-    <w:p>
-      <w:r>
-        <w:rPr>
-          <w:i/>
-        </w:rPr>
-        <w:t>[ TO BE ADDED — screenshot of ping 10.0.2.1 from Windows Server ]</w:t>
-      </w:r>
-    </w:p>
-    <w:p/>
-    <w:p>
-      <w:r>
         <w:t>For the first skill test</w:t>
       </w:r>
       <w:r>
@@ -1133,8 +1378,13 @@
         </w:numPr>
       </w:pPr>
       <w:r>
-        <w:t>I have formatted the hard drive to exFAT</w:t>
-      </w:r>
+        <w:t xml:space="preserve">I have formatted the hard drive to </w:t>
+      </w:r>
+      <w:proofErr w:type="spellStart"/>
+      <w:r>
+        <w:t>exFAT</w:t>
+      </w:r>
+      <w:proofErr w:type="spellEnd"/>
       <w:r>
         <w:t>, and</w:t>
       </w:r>
@@ -1170,7 +1420,15 @@
         <w:t>imported them</w:t>
       </w:r>
       <w:r>
-        <w:t xml:space="preserve"> to two directories, each of which contains the .vmx file</w:t>
+        <w:t xml:space="preserve"> to two directories, each of which contains the .</w:t>
+      </w:r>
+      <w:proofErr w:type="spellStart"/>
+      <w:r>
+        <w:t>vmx</w:t>
+      </w:r>
+      <w:proofErr w:type="spellEnd"/>
+      <w:r>
+        <w:t xml:space="preserve"> file</w:t>
       </w:r>
       <w:r>
         <w:t xml:space="preserve">, ready </w:t>
@@ -1230,8 +1488,13 @@
         <w:t>I will use the lab PC with</w:t>
       </w:r>
       <w:r>
-        <w:t xml:space="preserve"> Redhat</w:t>
-      </w:r>
+        <w:t xml:space="preserve"> </w:t>
+      </w:r>
+      <w:proofErr w:type="spellStart"/>
+      <w:r>
+        <w:t>Redhat</w:t>
+      </w:r>
+      <w:proofErr w:type="spellEnd"/>
       <w:r>
         <w:t xml:space="preserve"> for skill assessment</w:t>
       </w:r>
@@ -1257,14 +1520,18 @@
           <w:ilvl w:val="0"/>
           <w:numId w:val="5"/>
         </w:numPr>
-      </w:pPr>
-      <w:r>
+        <w:rPr/>
+      </w:pPr>
+      <w:r>
+        <w:rPr/>
         <w:t>I have completed the</w:t>
       </w:r>
       <w:r>
+        <w:rPr/>
         <w:t xml:space="preserve"> preparation described as above</w:t>
       </w:r>
       <w:r>
+        <w:rPr/>
         <w:t>.</w:t>
       </w:r>
     </w:p>
@@ -1276,33 +1543,56 @@
           <w:ilvl w:val="0"/>
           <w:numId w:val="5"/>
         </w:numPr>
-      </w:pPr>
-      <w:r>
+        <w:rPr>
+          <w:b w:val="1"/>
+          <w:bCs w:val="1"/>
+        </w:rPr>
+      </w:pPr>
+      <w:r>
+        <w:rPr/>
         <w:t xml:space="preserve">I have not </w:t>
       </w:r>
       <w:r>
+        <w:rPr/>
         <w:t>done</w:t>
       </w:r>
       <w:r>
+        <w:rPr/>
         <w:t xml:space="preserve"> the preparation but will </w:t>
       </w:r>
       <w:r>
+        <w:rPr/>
         <w:t>complete</w:t>
       </w:r>
       <w:r>
+        <w:rPr/>
         <w:t xml:space="preserve"> it</w:t>
       </w:r>
       <w:r>
+        <w:rPr/>
         <w:t xml:space="preserve"> before the lab</w:t>
       </w:r>
       <w:r>
+        <w:rPr/>
         <w:t xml:space="preserve"> session in week 5.</w:t>
       </w:r>
-    </w:p>
-    <w:p>
-      <w:pPr>
-        <w:ind w:left="360"/>
-      </w:pPr>
+      <w:r>
+        <w:rPr/>
+        <w:t xml:space="preserve"> </w:t>
+      </w:r>
+      <w:r>
+        <w:br/>
+      </w:r>
+      <w:r>
+        <w:br/>
+      </w:r>
+      <w:r>
+        <w:rPr>
+          <w:b w:val="1"/>
+          <w:bCs w:val="1"/>
+        </w:rPr>
+        <w:t>Jinkyung Kim</w:t>
+      </w:r>
     </w:p>
     <w:p>
       <w:pPr>
@@ -1311,6 +1601,98 @@
           <w:ilvl w:val="0"/>
           <w:numId w:val="5"/>
         </w:numPr>
+        <w:rPr>
+          <w:b w:val="1"/>
+          <w:bCs w:val="1"/>
+        </w:rPr>
+      </w:pPr>
+      <w:r>
+        <w:rPr>
+          <w:b w:val="1"/>
+          <w:bCs w:val="1"/>
+        </w:rPr>
+        <w:t>Harshit</w:t>
+      </w:r>
+    </w:p>
+    <w:p>
+      <w:pPr>
+        <w:pStyle w:val="ListParagraph"/>
+        <w:numPr>
+          <w:ilvl w:val="0"/>
+          <w:numId w:val="5"/>
+        </w:numPr>
+        <w:rPr>
+          <w:b w:val="1"/>
+          <w:bCs w:val="1"/>
+        </w:rPr>
+      </w:pPr>
+      <w:r>
+        <w:rPr>
+          <w:b w:val="1"/>
+          <w:bCs w:val="1"/>
+        </w:rPr>
+        <w:t>Sreelakshmi Nambiar</w:t>
+      </w:r>
+    </w:p>
+    <w:p>
+      <w:pPr>
+        <w:pStyle w:val="ListParagraph"/>
+        <w:numPr>
+          <w:ilvl w:val="0"/>
+          <w:numId w:val="5"/>
+        </w:numPr>
+        <w:rPr>
+          <w:b w:val="1"/>
+          <w:bCs w:val="1"/>
+        </w:rPr>
+      </w:pPr>
+      <w:r>
+        <w:rPr>
+          <w:b w:val="1"/>
+          <w:bCs w:val="1"/>
+        </w:rPr>
+        <w:t>Preetham Srinivas</w:t>
+      </w:r>
+    </w:p>
+    <w:p>
+      <w:pPr>
+        <w:pStyle w:val="ListParagraph"/>
+        <w:numPr>
+          <w:ilvl w:val="0"/>
+          <w:numId w:val="5"/>
+        </w:numPr>
+        <w:rPr>
+          <w:b w:val="1"/>
+          <w:bCs w:val="1"/>
+        </w:rPr>
+      </w:pPr>
+      <w:r>
+        <w:rPr>
+          <w:b w:val="1"/>
+          <w:bCs w:val="1"/>
+        </w:rPr>
+        <w:t>Maroor</w:t>
+      </w:r>
+      <w:r>
+        <w:rPr>
+          <w:b w:val="1"/>
+          <w:bCs w:val="1"/>
+        </w:rPr>
+        <w:t xml:space="preserve"> Chethan Pai</w:t>
+      </w:r>
+    </w:p>
+    <w:p>
+      <w:pPr>
+        <w:ind w:left="360"/>
+      </w:pPr>
+    </w:p>
+    <w:p>
+      <w:pPr>
+        <w:pStyle w:val="ListParagraph"/>
+        <w:numPr>
+          <w:ilvl w:val="0"/>
+          <w:numId w:val="5"/>
+        </w:numPr>
       </w:pPr>
       <w:r>
         <w:t xml:space="preserve">I have not done the preparation and will take </w:t>
@@ -1338,7 +1720,7 @@
     </w:p>
     <w:p/>
     <w:sectPr>
-      <w:pgSz w:w="11906" w:h="16838"/>
+      <w:pgSz w:w="11906" w:h="16838" w:orient="portrait"/>
       <w:pgMar w:top="1440" w:right="1440" w:bottom="1440" w:left="1440" w:header="708" w:footer="708" w:gutter="0"/>
       <w:cols w:space="708"/>
       <w:docGrid w:linePitch="360"/>
@@ -1348,7 +1730,7 @@
 </file>
 
 <file path=word/numbering.xml><?xml version="1.0" encoding="utf-8"?>
-<w:numbering xmlns:wpc="http://schemas.microsoft.com/office/word/2010/wordprocessingCanvas" xmlns:cx="http://schemas.microsoft.com/office/drawing/2014/chartex" xmlns:cx1="http://schemas.microsoft.com/office/drawing/2015/9/8/chartex" xmlns:cx2="http://schemas.microsoft.com/office/drawing/2015/10/21/chartex" xmlns:cx3="http://schemas.microsoft.com/office/drawing/2016/5/9/chartex" xmlns:cx4="http://schemas.microsoft.com/office/drawing/2016/5/10/chartex" xmlns:cx5="http://schemas.microsoft.com/office/drawing/2016/5/11/chartex" xmlns:cx6="http://schemas.microsoft.com/office/drawing/2016/5/12/chartex" xmlns:cx7="http://schemas.microsoft.com/office/drawing/2016/5/13/chartex" xmlns:cx8="http://schemas.microsoft.com/office/drawing/2016/5/14/chartex" xmlns:mc="http://schemas.openxmlformats.org/markup-compatibility/2006" xmlns:aink="http://schemas.microsoft.com/office/drawing/2016/ink" xmlns:am3d="http://schemas.microsoft.com/office/drawing/2017/model3d" xmlns:o="urn:schemas-microsoft-com:office:office" xmlns:oel="http://schemas.microsoft.com/office/2019/extlst" xmlns:r="http://schemas.openxmlformats.org/officeDocument/2006/relationships" xmlns:m="http://schemas.openxmlformats.org/officeDocument/2006/math" xmlns:v="urn:schemas-microsoft-com:vml" xmlns:wp14="http://schemas.microsoft.com/office/word/2010/wordprocessingDrawing" xmlns:wp="http://schemas.openxmlformats.org/drawingml/2006/wordprocessingDrawing" xmlns:w10="urn:schemas-microsoft-com:office:word" xmlns:w="http://schemas.openxmlformats.org/wordprocessingml/2006/main" xmlns:w14="http://schemas.microsoft.com/office/word/2010/wordml" xmlns:w15="http://schemas.microsoft.com/office/word/2012/wordml" xmlns:w16cei="http://schemas.microsoft.com/office/word/2026/wordml/cei" xmlns:w16cex="http://schemas.microsoft.com/office/word/2018/wordml/cex" xmlns:w16cid="http://schemas.microsoft.com/office/word/2016/wordml/cid" xmlns:w16="http://schemas.microsoft.com/office/word/2018/wordml" xmlns:w16du="http://schemas.microsoft.com/office/word/2023/wordml/word16du" xmlns:w16sdtdh="http://schemas.microsoft.com/office/word/2020/wordml/sdtdatahash" xmlns:w16sdtfl="http://schemas.microsoft.com/office/word/2024/wordml/sdtformatlock" xmlns:w16se="http://schemas.microsoft.com/office/word/2015/wordml/symex" xmlns:wpg="http://schemas.microsoft.com/office/word/2010/wordprocessingGroup" xmlns:wpi="http://schemas.microsoft.com/office/word/2010/wordprocessingInk" xmlns:wne="http://schemas.microsoft.com/office/word/2006/wordml" xmlns:wps="http://schemas.microsoft.com/office/word/2010/wordprocessingShape" mc:Ignorable="w14 w15 w16se w16cid w16 w16cex w16sdtdh w16sdtfl w16du wp14">
+<w:numbering xmlns:wpc="http://schemas.microsoft.com/office/word/2010/wordprocessingCanvas" xmlns:cx="http://schemas.microsoft.com/office/drawing/2014/chartex" xmlns:cx1="http://schemas.microsoft.com/office/drawing/2015/9/8/chartex" xmlns:cx2="http://schemas.microsoft.com/office/drawing/2015/10/21/chartex" xmlns:cx3="http://schemas.microsoft.com/office/drawing/2016/5/9/chartex" xmlns:cx4="http://schemas.microsoft.com/office/drawing/2016/5/10/chartex" xmlns:cx5="http://schemas.microsoft.com/office/drawing/2016/5/11/chartex" xmlns:cx6="http://schemas.microsoft.com/office/drawing/2016/5/12/chartex" xmlns:cx7="http://schemas.microsoft.com/office/drawing/2016/5/13/chartex" xmlns:cx8="http://schemas.microsoft.com/office/drawing/2016/5/14/chartex" xmlns:mc="http://schemas.openxmlformats.org/markup-compatibility/2006" xmlns:m="http://schemas.openxmlformats.org/officeDocument/2006/math" xmlns:aink="http://schemas.microsoft.com/office/drawing/2016/ink" xmlns:am3d="http://schemas.microsoft.com/office/drawing/2017/model3d" xmlns:oel="http://schemas.microsoft.com/office/2019/extlst" xmlns:r="http://schemas.openxmlformats.org/officeDocument/2006/relationships" xmlns:wp14="http://schemas.microsoft.com/office/word/2010/wordprocessingDrawing" xmlns:wp="http://schemas.openxmlformats.org/drawingml/2006/wordprocessingDrawing" xmlns:wpg="http://schemas.microsoft.com/office/word/2010/wordprocessingGroup" xmlns:wpi="http://schemas.microsoft.com/office/word/2010/wordprocessingInk" xmlns:wps="http://schemas.microsoft.com/office/word/2010/wordprocessingShape" xmlns:o="urn:schemas-microsoft-com:office:office" xmlns:v="urn:schemas-microsoft-com:vml" xmlns:w10="urn:schemas-microsoft-com:office:word" xmlns:w="http://schemas.openxmlformats.org/wordprocessingml/2006/main" xmlns:w14="http://schemas.microsoft.com/office/word/2010/wordml" xmlns:w15="http://schemas.microsoft.com/office/word/2012/wordml" xmlns:w16cex="http://schemas.microsoft.com/office/word/2018/wordml/cex" xmlns:w16cid="http://schemas.microsoft.com/office/word/2016/wordml/cid" xmlns:w16="http://schemas.microsoft.com/office/word/2018/wordml" xmlns:w16sdtdh="http://schemas.microsoft.com/office/word/2020/wordml/sdtdatahash" xmlns:w16sdtfl="http://schemas.microsoft.com/office/word/2024/wordml/sdtformatlock" xmlns:w16se="http://schemas.microsoft.com/office/word/2015/wordml/symex" xmlns:w16du="http://schemas.microsoft.com/office/word/2023/wordml/word16du" xmlns:wne="http://schemas.microsoft.com/office/word/2006/wordml" mc:Ignorable="w14 w15 w16se w16cid w16 w16cex w16sdtdh w16sdtfl w16du wp14">
   <w:abstractNum w:abstractNumId="0" w15:restartNumberingAfterBreak="0">
     <w:nsid w:val="28EC0E65"/>
     <w:multiLevelType w:val="hybridMultilevel"/>
@@ -1718,7 +2100,7 @@
         <w:ind w:left="720" w:hanging="360"/>
       </w:pPr>
       <w:rPr>
-        <w:rFonts w:ascii="Aptos" w:eastAsiaTheme="minorEastAsia" w:hAnsi="Aptos" w:cstheme="minorBidi" w:hint="default"/>
+        <w:rFonts w:hint="default" w:ascii="Aptos" w:hAnsi="Aptos" w:eastAsiaTheme="minorEastAsia" w:cstheme="minorBidi"/>
       </w:rPr>
     </w:lvl>
     <w:lvl w:ilvl="1" w:tplc="0C090003" w:tentative="1">
@@ -1730,7 +2112,7 @@
         <w:ind w:left="1440" w:hanging="360"/>
       </w:pPr>
       <w:rPr>
-        <w:rFonts w:ascii="Courier New" w:hAnsi="Courier New" w:cs="Courier New" w:hint="default"/>
+        <w:rFonts w:hint="default" w:ascii="Courier New" w:hAnsi="Courier New" w:cs="Courier New"/>
       </w:rPr>
     </w:lvl>
     <w:lvl w:ilvl="2" w:tplc="0C090005" w:tentative="1">
@@ -1742,7 +2124,7 @@
         <w:ind w:left="2160" w:hanging="360"/>
       </w:pPr>
       <w:rPr>
-        <w:rFonts w:ascii="Wingdings" w:hAnsi="Wingdings" w:hint="default"/>
+        <w:rFonts w:hint="default" w:ascii="Wingdings" w:hAnsi="Wingdings"/>
       </w:rPr>
     </w:lvl>
     <w:lvl w:ilvl="3" w:tplc="0C090001" w:tentative="1">
@@ -1754,7 +2136,7 @@
         <w:ind w:left="2880" w:hanging="360"/>
       </w:pPr>
       <w:rPr>
-        <w:rFonts w:ascii="Symbol" w:hAnsi="Symbol" w:hint="default"/>
+        <w:rFonts w:hint="default" w:ascii="Symbol" w:hAnsi="Symbol"/>
       </w:rPr>
     </w:lvl>
     <w:lvl w:ilvl="4" w:tplc="0C090003" w:tentative="1">
@@ -1766,7 +2148,7 @@
         <w:ind w:left="3600" w:hanging="360"/>
       </w:pPr>
       <w:rPr>
-        <w:rFonts w:ascii="Courier New" w:hAnsi="Courier New" w:cs="Courier New" w:hint="default"/>
+        <w:rFonts w:hint="default" w:ascii="Courier New" w:hAnsi="Courier New" w:cs="Courier New"/>
       </w:rPr>
     </w:lvl>
     <w:lvl w:ilvl="5" w:tplc="0C090005" w:tentative="1">
@@ -1778,7 +2160,7 @@
         <w:ind w:left="4320" w:hanging="360"/>
       </w:pPr>
       <w:rPr>
-        <w:rFonts w:ascii="Wingdings" w:hAnsi="Wingdings" w:hint="default"/>
+        <w:rFonts w:hint="default" w:ascii="Wingdings" w:hAnsi="Wingdings"/>
       </w:rPr>
     </w:lvl>
     <w:lvl w:ilvl="6" w:tplc="0C090001" w:tentative="1">
@@ -1790,7 +2172,7 @@
         <w:ind w:left="5040" w:hanging="360"/>
       </w:pPr>
       <w:rPr>
-        <w:rFonts w:ascii="Symbol" w:hAnsi="Symbol" w:hint="default"/>
+        <w:rFonts w:hint="default" w:ascii="Symbol" w:hAnsi="Symbol"/>
       </w:rPr>
     </w:lvl>
     <w:lvl w:ilvl="7" w:tplc="0C090003" w:tentative="1">
@@ -1802,7 +2184,7 @@
         <w:ind w:left="5760" w:hanging="360"/>
       </w:pPr>
       <w:rPr>
-        <w:rFonts w:ascii="Courier New" w:hAnsi="Courier New" w:cs="Courier New" w:hint="default"/>
+        <w:rFonts w:hint="default" w:ascii="Courier New" w:hAnsi="Courier New" w:cs="Courier New"/>
       </w:rPr>
     </w:lvl>
     <w:lvl w:ilvl="8" w:tplc="0C090005" w:tentative="1">
@@ -1814,7 +2196,7 @@
         <w:ind w:left="6480" w:hanging="360"/>
       </w:pPr>
       <w:rPr>
-        <w:rFonts w:ascii="Wingdings" w:hAnsi="Wingdings" w:hint="default"/>
+        <w:rFonts w:hint="default" w:ascii="Wingdings" w:hAnsi="Wingdings"/>
       </w:rPr>
     </w:lvl>
   </w:abstractNum>
@@ -1837,11 +2219,11 @@
 </file>
 
 <file path=word/styles.xml><?xml version="1.0" encoding="utf-8"?>
-<w:styles xmlns:mc="http://schemas.openxmlformats.org/markup-compatibility/2006" xmlns:r="http://schemas.openxmlformats.org/officeDocument/2006/relationships" xmlns:w="http://schemas.openxmlformats.org/wordprocessingml/2006/main" xmlns:w14="http://schemas.microsoft.com/office/word/2010/wordml" xmlns:w15="http://schemas.microsoft.com/office/word/2012/wordml" xmlns:w16cex="http://schemas.microsoft.com/office/word/2018/wordml/cex" xmlns:w16cid="http://schemas.microsoft.com/office/word/2016/wordml/cid" xmlns:w16="http://schemas.microsoft.com/office/word/2018/wordml" xmlns:w16du="http://schemas.microsoft.com/office/word/2023/wordml/word16du" xmlns:w16sdtdh="http://schemas.microsoft.com/office/word/2020/wordml/sdtdatahash" xmlns:w16sdtfl="http://schemas.microsoft.com/office/word/2024/wordml/sdtformatlock" xmlns:w16se="http://schemas.microsoft.com/office/word/2015/wordml/symex" mc:Ignorable="w14 w15 w16se w16cid w16 w16cex w16sdtdh w16sdtfl w16du">
+<w:styles xmlns:mc="http://schemas.openxmlformats.org/markup-compatibility/2006" xmlns:r="http://schemas.openxmlformats.org/officeDocument/2006/relationships" xmlns:w="http://schemas.openxmlformats.org/wordprocessingml/2006/main" xmlns:w14="http://schemas.microsoft.com/office/word/2010/wordml" xmlns:w15="http://schemas.microsoft.com/office/word/2012/wordml" xmlns:w16cex="http://schemas.microsoft.com/office/word/2018/wordml/cex" xmlns:w16cid="http://schemas.microsoft.com/office/word/2016/wordml/cid" xmlns:w16="http://schemas.microsoft.com/office/word/2018/wordml" xmlns:w16sdtdh="http://schemas.microsoft.com/office/word/2020/wordml/sdtdatahash" xmlns:w16sdtfl="http://schemas.microsoft.com/office/word/2024/wordml/sdtformatlock" xmlns:w16se="http://schemas.microsoft.com/office/word/2015/wordml/symex" xmlns:w16du="http://schemas.microsoft.com/office/word/2023/wordml/word16du" mc:Ignorable="w14 w15 w16se w16cid w16 w16cex w16sdtdh w16sdtfl w16du">
   <w:docDefaults>
     <w:rPrDefault>
       <w:rPr>
-        <w:rFonts w:asciiTheme="minorHAnsi" w:eastAsiaTheme="minorEastAsia" w:hAnsiTheme="minorHAnsi" w:cstheme="minorBidi"/>
+        <w:rFonts w:asciiTheme="minorHAnsi" w:hAnsiTheme="minorHAnsi" w:eastAsiaTheme="minorEastAsia" w:cstheme="minorBidi"/>
         <w:kern w:val="2"/>
         <w:sz w:val="24"/>
         <w:szCs w:val="24"/>
@@ -1858,14 +2240,14 @@
   <w:latentStyles w:defLockedState="0" w:defUIPriority="99" w:defSemiHidden="0" w:defUnhideWhenUsed="0" w:defQFormat="0" w:count="376">
     <w:lsdException w:name="Normal" w:uiPriority="0" w:qFormat="1"/>
     <w:lsdException w:name="heading 1" w:uiPriority="9" w:qFormat="1"/>
-    <w:lsdException w:name="heading 2" w:semiHidden="1" w:uiPriority="9" w:unhideWhenUsed="1" w:qFormat="1"/>
-    <w:lsdException w:name="heading 3" w:semiHidden="1" w:uiPriority="9" w:unhideWhenUsed="1" w:qFormat="1"/>
-    <w:lsdException w:name="heading 4" w:semiHidden="1" w:uiPriority="9" w:unhideWhenUsed="1" w:qFormat="1"/>
-    <w:lsdException w:name="heading 5" w:semiHidden="1" w:uiPriority="9" w:unhideWhenUsed="1" w:qFormat="1"/>
-    <w:lsdException w:name="heading 6" w:semiHidden="1" w:uiPriority="9" w:unhideWhenUsed="1" w:qFormat="1"/>
-    <w:lsdException w:name="heading 7" w:semiHidden="1" w:uiPriority="9" w:unhideWhenUsed="1" w:qFormat="1"/>
-    <w:lsdException w:name="heading 8" w:semiHidden="1" w:uiPriority="9" w:unhideWhenUsed="1" w:qFormat="1"/>
-    <w:lsdException w:name="heading 9" w:semiHidden="1" w:uiPriority="9" w:unhideWhenUsed="1" w:qFormat="1"/>
+    <w:lsdException w:name="heading 2" w:uiPriority="9" w:semiHidden="1" w:unhideWhenUsed="1" w:qFormat="1"/>
+    <w:lsdException w:name="heading 3" w:uiPriority="9" w:semiHidden="1" w:unhideWhenUsed="1" w:qFormat="1"/>
+    <w:lsdException w:name="heading 4" w:uiPriority="9" w:semiHidden="1" w:unhideWhenUsed="1" w:qFormat="1"/>
+    <w:lsdException w:name="heading 5" w:uiPriority="9" w:semiHidden="1" w:unhideWhenUsed="1" w:qFormat="1"/>
+    <w:lsdException w:name="heading 6" w:uiPriority="9" w:semiHidden="1" w:unhideWhenUsed="1" w:qFormat="1"/>
+    <w:lsdException w:name="heading 7" w:uiPriority="9" w:semiHidden="1" w:unhideWhenUsed="1" w:qFormat="1"/>
+    <w:lsdException w:name="heading 8" w:uiPriority="9" w:semiHidden="1" w:unhideWhenUsed="1" w:qFormat="1"/>
+    <w:lsdException w:name="heading 9" w:uiPriority="9" w:semiHidden="1" w:unhideWhenUsed="1" w:qFormat="1"/>
     <w:lsdException w:name="index 1" w:semiHidden="1" w:unhideWhenUsed="1"/>
     <w:lsdException w:name="index 2" w:semiHidden="1" w:unhideWhenUsed="1"/>
     <w:lsdException w:name="index 3" w:semiHidden="1" w:unhideWhenUsed="1"/>
@@ -1875,22 +2257,22 @@
     <w:lsdException w:name="index 7" w:semiHidden="1" w:unhideWhenUsed="1"/>
     <w:lsdException w:name="index 8" w:semiHidden="1" w:unhideWhenUsed="1"/>
     <w:lsdException w:name="index 9" w:semiHidden="1" w:unhideWhenUsed="1"/>
-    <w:lsdException w:name="toc 1" w:semiHidden="1" w:uiPriority="39" w:unhideWhenUsed="1"/>
-    <w:lsdException w:name="toc 2" w:semiHidden="1" w:uiPriority="39" w:unhideWhenUsed="1"/>
-    <w:lsdException w:name="toc 3" w:semiHidden="1" w:uiPriority="39" w:unhideWhenUsed="1"/>
-    <w:lsdException w:name="toc 4" w:semiHidden="1" w:uiPriority="39" w:unhideWhenUsed="1"/>
-    <w:lsdException w:name="toc 5" w:semiHidden="1" w:uiPriority="39" w:unhideWhenUsed="1"/>
-    <w:lsdException w:name="toc 6" w:semiHidden="1" w:uiPriority="39" w:unhideWhenUsed="1"/>
-    <w:lsdException w:name="toc 7" w:semiHidden="1" w:uiPriority="39" w:unhideWhenUsed="1"/>
-    <w:lsdException w:name="toc 8" w:semiHidden="1" w:uiPriority="39" w:unhideWhenUsed="1"/>
-    <w:lsdException w:name="toc 9" w:semiHidden="1" w:uiPriority="39" w:unhideWhenUsed="1"/>
+    <w:lsdException w:name="toc 1" w:uiPriority="39" w:semiHidden="1" w:unhideWhenUsed="1"/>
+    <w:lsdException w:name="toc 2" w:uiPriority="39" w:semiHidden="1" w:unhideWhenUsed="1"/>
+    <w:lsdException w:name="toc 3" w:uiPriority="39" w:semiHidden="1" w:unhideWhenUsed="1"/>
+    <w:lsdException w:name="toc 4" w:uiPriority="39" w:semiHidden="1" w:unhideWhenUsed="1"/>
+    <w:lsdException w:name="toc 5" w:uiPriority="39" w:semiHidden="1" w:unhideWhenUsed="1"/>
+    <w:lsdException w:name="toc 6" w:uiPriority="39" w:semiHidden="1" w:unhideWhenUsed="1"/>
+    <w:lsdException w:name="toc 7" w:uiPriority="39" w:semiHidden="1" w:unhideWhenUsed="1"/>
+    <w:lsdException w:name="toc 8" w:uiPriority="39" w:semiHidden="1" w:unhideWhenUsed="1"/>
+    <w:lsdException w:name="toc 9" w:uiPriority="39" w:semiHidden="1" w:unhideWhenUsed="1"/>
     <w:lsdException w:name="Normal Indent" w:semiHidden="1" w:unhideWhenUsed="1"/>
     <w:lsdException w:name="footnote text" w:semiHidden="1" w:unhideWhenUsed="1"/>
     <w:lsdException w:name="annotation text" w:semiHidden="1" w:unhideWhenUsed="1"/>
     <w:lsdException w:name="header" w:semiHidden="1" w:unhideWhenUsed="1"/>
     <w:lsdException w:name="footer" w:semiHidden="1" w:unhideWhenUsed="1"/>
     <w:lsdException w:name="index heading" w:semiHidden="1" w:unhideWhenUsed="1"/>
-    <w:lsdException w:name="caption" w:semiHidden="1" w:uiPriority="35" w:unhideWhenUsed="1" w:qFormat="1"/>
+    <w:lsdException w:name="caption" w:uiPriority="35" w:semiHidden="1" w:unhideWhenUsed="1" w:qFormat="1"/>
     <w:lsdException w:name="table of figures" w:semiHidden="1" w:unhideWhenUsed="1"/>
     <w:lsdException w:name="envelope address" w:semiHidden="1" w:unhideWhenUsed="1"/>
     <w:lsdException w:name="envelope return" w:semiHidden="1" w:unhideWhenUsed="1"/>
@@ -1921,7 +2303,7 @@
     <w:lsdException w:name="Title" w:uiPriority="10" w:qFormat="1"/>
     <w:lsdException w:name="Closing" w:semiHidden="1" w:unhideWhenUsed="1"/>
     <w:lsdException w:name="Signature" w:semiHidden="1" w:unhideWhenUsed="1"/>
-    <w:lsdException w:name="Default Paragraph Font" w:semiHidden="1" w:uiPriority="1" w:unhideWhenUsed="1"/>
+    <w:lsdException w:name="Default Paragraph Font" w:uiPriority="1" w:semiHidden="1" w:unhideWhenUsed="1"/>
     <w:lsdException w:name="Body Text" w:semiHidden="1" w:unhideWhenUsed="1"/>
     <w:lsdException w:name="Body Text Indent" w:semiHidden="1" w:unhideWhenUsed="1"/>
     <w:lsdException w:name="List Continue" w:semiHidden="1" w:unhideWhenUsed="1"/>
@@ -2121,8 +2503,8 @@
     <w:lsdException w:name="Subtle Reference" w:uiPriority="31" w:qFormat="1"/>
     <w:lsdException w:name="Intense Reference" w:uiPriority="32" w:qFormat="1"/>
     <w:lsdException w:name="Book Title" w:uiPriority="33" w:qFormat="1"/>
-    <w:lsdException w:name="Bibliography" w:semiHidden="1" w:uiPriority="37" w:unhideWhenUsed="1"/>
-    <w:lsdException w:name="TOC Heading" w:semiHidden="1" w:uiPriority="39" w:unhideWhenUsed="1" w:qFormat="1"/>
+    <w:lsdException w:name="Bibliography" w:uiPriority="37" w:semiHidden="1" w:unhideWhenUsed="1"/>
+    <w:lsdException w:name="TOC Heading" w:uiPriority="39" w:semiHidden="1" w:unhideWhenUsed="1" w:qFormat="1"/>
     <w:lsdException w:name="Plain Table 1" w:uiPriority="41"/>
     <w:lsdException w:name="Plain Table 2" w:uiPriority="42"/>
     <w:lsdException w:name="Plain Table 3" w:uiPriority="43"/>
@@ -2233,7 +2615,7 @@
     <w:lsdException w:name="Unresolved Mention" w:semiHidden="1" w:unhideWhenUsed="1"/>
     <w:lsdException w:name="Smart Link" w:semiHidden="1" w:unhideWhenUsed="1"/>
   </w:latentStyles>
-  <w:style w:type="paragraph" w:default="1" w:styleId="Normal">
+  <w:style w:type="paragraph" w:styleId="Normal" w:default="1">
     <w:name w:val="Normal"/>
     <w:qFormat/>
   </w:style>
@@ -2252,7 +2634,7 @@
       <w:outlineLvl w:val="0"/>
     </w:pPr>
     <w:rPr>
-      <w:rFonts w:asciiTheme="majorHAnsi" w:eastAsiaTheme="majorEastAsia" w:hAnsiTheme="majorHAnsi" w:cstheme="majorBidi"/>
+      <w:rFonts w:asciiTheme="majorHAnsi" w:hAnsiTheme="majorHAnsi" w:eastAsiaTheme="majorEastAsia" w:cstheme="majorBidi"/>
       <w:color w:val="0F4761" w:themeColor="accent1" w:themeShade="BF"/>
       <w:sz w:val="40"/>
       <w:szCs w:val="40"/>
@@ -2275,7 +2657,7 @@
       <w:outlineLvl w:val="1"/>
     </w:pPr>
     <w:rPr>
-      <w:rFonts w:asciiTheme="majorHAnsi" w:eastAsiaTheme="majorEastAsia" w:hAnsiTheme="majorHAnsi" w:cstheme="majorBidi"/>
+      <w:rFonts w:asciiTheme="majorHAnsi" w:hAnsiTheme="majorHAnsi" w:eastAsiaTheme="majorEastAsia" w:cstheme="majorBidi"/>
       <w:color w:val="0F4761" w:themeColor="accent1" w:themeShade="BF"/>
       <w:sz w:val="32"/>
       <w:szCs w:val="32"/>
@@ -2436,13 +2818,13 @@
       <w:color w:val="272727" w:themeColor="text1" w:themeTint="D8"/>
     </w:rPr>
   </w:style>
-  <w:style w:type="character" w:default="1" w:styleId="DefaultParagraphFont">
+  <w:style w:type="character" w:styleId="DefaultParagraphFont" w:default="1">
     <w:name w:val="Default Paragraph Font"/>
     <w:uiPriority w:val="1"/>
     <w:semiHidden/>
     <w:unhideWhenUsed/>
   </w:style>
-  <w:style w:type="table" w:default="1" w:styleId="TableNormal">
+  <w:style w:type="table" w:styleId="TableNormal" w:default="1">
     <w:name w:val="Normal Table"/>
     <w:uiPriority w:val="99"/>
     <w:semiHidden/>
@@ -2457,26 +2839,26 @@
       </w:tblCellMar>
     </w:tblPr>
   </w:style>
-  <w:style w:type="numbering" w:default="1" w:styleId="NoList">
+  <w:style w:type="numbering" w:styleId="NoList" w:default="1">
     <w:name w:val="No List"/>
     <w:uiPriority w:val="99"/>
     <w:semiHidden/>
     <w:unhideWhenUsed/>
   </w:style>
-  <w:style w:type="character" w:customStyle="1" w:styleId="Heading1Char">
+  <w:style w:type="character" w:styleId="Heading1Char" w:customStyle="1">
     <w:name w:val="Heading 1 Char"/>
     <w:basedOn w:val="DefaultParagraphFont"/>
     <w:link w:val="Heading1"/>
     <w:uiPriority w:val="9"/>
     <w:rsid w:val="00133E06"/>
     <w:rPr>
-      <w:rFonts w:asciiTheme="majorHAnsi" w:eastAsiaTheme="majorEastAsia" w:hAnsiTheme="majorHAnsi" w:cstheme="majorBidi"/>
+      <w:rFonts w:asciiTheme="majorHAnsi" w:hAnsiTheme="majorHAnsi" w:eastAsiaTheme="majorEastAsia" w:cstheme="majorBidi"/>
       <w:color w:val="0F4761" w:themeColor="accent1" w:themeShade="BF"/>
       <w:sz w:val="40"/>
       <w:szCs w:val="40"/>
     </w:rPr>
   </w:style>
-  <w:style w:type="character" w:customStyle="1" w:styleId="Heading2Char">
+  <w:style w:type="character" w:styleId="Heading2Char" w:customStyle="1">
     <w:name w:val="Heading 2 Char"/>
     <w:basedOn w:val="DefaultParagraphFont"/>
     <w:link w:val="Heading2"/>
@@ -2484,13 +2866,13 @@
     <w:semiHidden/>
     <w:rsid w:val="00133E06"/>
     <w:rPr>
-      <w:rFonts w:asciiTheme="majorHAnsi" w:eastAsiaTheme="majorEastAsia" w:hAnsiTheme="majorHAnsi" w:cstheme="majorBidi"/>
+      <w:rFonts w:asciiTheme="majorHAnsi" w:hAnsiTheme="majorHAnsi" w:eastAsiaTheme="majorEastAsia" w:cstheme="majorBidi"/>
       <w:color w:val="0F4761" w:themeColor="accent1" w:themeShade="BF"/>
       <w:sz w:val="32"/>
       <w:szCs w:val="32"/>
     </w:rPr>
   </w:style>
-  <w:style w:type="character" w:customStyle="1" w:styleId="Heading3Char">
+  <w:style w:type="character" w:styleId="Heading3Char" w:customStyle="1">
     <w:name w:val="Heading 3 Char"/>
     <w:basedOn w:val="DefaultParagraphFont"/>
     <w:link w:val="Heading3"/>
@@ -2504,7 +2886,7 @@
       <w:szCs w:val="28"/>
     </w:rPr>
   </w:style>
-  <w:style w:type="character" w:customStyle="1" w:styleId="Heading4Char">
+  <w:style w:type="character" w:styleId="Heading4Char" w:customStyle="1">
     <w:name w:val="Heading 4 Char"/>
     <w:basedOn w:val="DefaultParagraphFont"/>
     <w:link w:val="Heading4"/>
@@ -2518,7 +2900,7 @@
       <w:color w:val="0F4761" w:themeColor="accent1" w:themeShade="BF"/>
     </w:rPr>
   </w:style>
-  <w:style w:type="character" w:customStyle="1" w:styleId="Heading5Char">
+  <w:style w:type="character" w:styleId="Heading5Char" w:customStyle="1">
     <w:name w:val="Heading 5 Char"/>
     <w:basedOn w:val="DefaultParagraphFont"/>
     <w:link w:val="Heading5"/>
@@ -2530,7 +2912,7 @@
       <w:color w:val="0F4761" w:themeColor="accent1" w:themeShade="BF"/>
     </w:rPr>
   </w:style>
-  <w:style w:type="character" w:customStyle="1" w:styleId="Heading6Char">
+  <w:style w:type="character" w:styleId="Heading6Char" w:customStyle="1">
     <w:name w:val="Heading 6 Char"/>
     <w:basedOn w:val="DefaultParagraphFont"/>
     <w:link w:val="Heading6"/>
@@ -2544,7 +2926,7 @@
       <w:color w:val="595959" w:themeColor="text1" w:themeTint="A6"/>
     </w:rPr>
   </w:style>
-  <w:style w:type="character" w:customStyle="1" w:styleId="Heading7Char">
+  <w:style w:type="character" w:styleId="Heading7Char" w:customStyle="1">
     <w:name w:val="Heading 7 Char"/>
     <w:basedOn w:val="DefaultParagraphFont"/>
     <w:link w:val="Heading7"/>
@@ -2556,7 +2938,7 @@
       <w:color w:val="595959" w:themeColor="text1" w:themeTint="A6"/>
     </w:rPr>
   </w:style>
-  <w:style w:type="character" w:customStyle="1" w:styleId="Heading8Char">
+  <w:style w:type="character" w:styleId="Heading8Char" w:customStyle="1">
     <w:name w:val="Heading 8 Char"/>
     <w:basedOn w:val="DefaultParagraphFont"/>
     <w:link w:val="Heading8"/>
@@ -2570,7 +2952,7 @@
       <w:color w:val="272727" w:themeColor="text1" w:themeTint="D8"/>
     </w:rPr>
   </w:style>
-  <w:style w:type="character" w:customStyle="1" w:styleId="Heading9Char">
+  <w:style w:type="character" w:styleId="Heading9Char" w:customStyle="1">
     <w:name w:val="Heading 9 Char"/>
     <w:basedOn w:val="DefaultParagraphFont"/>
     <w:link w:val="Heading9"/>
@@ -2595,21 +2977,21 @@
       <w:contextualSpacing/>
     </w:pPr>
     <w:rPr>
-      <w:rFonts w:asciiTheme="majorHAnsi" w:eastAsiaTheme="majorEastAsia" w:hAnsiTheme="majorHAnsi" w:cstheme="majorBidi"/>
+      <w:rFonts w:asciiTheme="majorHAnsi" w:hAnsiTheme="majorHAnsi" w:eastAsiaTheme="majorEastAsia" w:cstheme="majorBidi"/>
       <w:spacing w:val="-10"/>
       <w:kern w:val="28"/>
       <w:sz w:val="56"/>
       <w:szCs w:val="56"/>
     </w:rPr>
   </w:style>
-  <w:style w:type="character" w:customStyle="1" w:styleId="TitleChar">
+  <w:style w:type="character" w:styleId="TitleChar" w:customStyle="1">
     <w:name w:val="Title Char"/>
     <w:basedOn w:val="DefaultParagraphFont"/>
     <w:link w:val="Title"/>
     <w:uiPriority w:val="10"/>
     <w:rsid w:val="00133E06"/>
     <w:rPr>
-      <w:rFonts w:asciiTheme="majorHAnsi" w:eastAsiaTheme="majorEastAsia" w:hAnsiTheme="majorHAnsi" w:cstheme="majorBidi"/>
+      <w:rFonts w:asciiTheme="majorHAnsi" w:hAnsiTheme="majorHAnsi" w:eastAsiaTheme="majorEastAsia" w:cstheme="majorBidi"/>
       <w:spacing w:val="-10"/>
       <w:kern w:val="28"/>
       <w:sz w:val="56"/>
@@ -2637,7 +3019,7 @@
       <w:szCs w:val="28"/>
     </w:rPr>
   </w:style>
-  <w:style w:type="character" w:customStyle="1" w:styleId="SubtitleChar">
+  <w:style w:type="character" w:styleId="SubtitleChar" w:customStyle="1">
     <w:name w:val="Subtitle Char"/>
     <w:basedOn w:val="DefaultParagraphFont"/>
     <w:link w:val="Subtitle"/>
@@ -2669,7 +3051,7 @@
       <w:color w:val="404040" w:themeColor="text1" w:themeTint="BF"/>
     </w:rPr>
   </w:style>
-  <w:style w:type="character" w:customStyle="1" w:styleId="QuoteChar">
+  <w:style w:type="character" w:styleId="QuoteChar" w:customStyle="1">
     <w:name w:val="Quote Char"/>
     <w:basedOn w:val="DefaultParagraphFont"/>
     <w:link w:val="Quote"/>
@@ -2714,8 +3096,8 @@
     <w:rsid w:val="00133E06"/>
     <w:pPr>
       <w:pBdr>
-        <w:top w:val="single" w:sz="4" w:space="10" w:color="0F4761" w:themeColor="accent1" w:themeShade="BF"/>
-        <w:bottom w:val="single" w:sz="4" w:space="10" w:color="0F4761" w:themeColor="accent1" w:themeShade="BF"/>
+        <w:top w:val="single" w:color="0F4761" w:themeColor="accent1" w:themeShade="BF" w:sz="4" w:space="10"/>
+        <w:bottom w:val="single" w:color="0F4761" w:themeColor="accent1" w:themeShade="BF" w:sz="4" w:space="10"/>
       </w:pBdr>
       <w:spacing w:before="360" w:after="360"/>
       <w:ind w:left="864" w:right="864"/>
@@ -2727,7 +3109,7 @@
       <w:color w:val="0F4761" w:themeColor="accent1" w:themeShade="BF"/>
     </w:rPr>
   </w:style>
-  <w:style w:type="character" w:customStyle="1" w:styleId="IntenseQuoteChar">
+  <w:style w:type="character" w:styleId="IntenseQuoteChar" w:customStyle="1">
     <w:name w:val="Intense Quote Char"/>
     <w:basedOn w:val="DefaultParagraphFont"/>
     <w:link w:val="IntenseQuote"/>
@@ -2763,12 +3145,12 @@
     </w:pPr>
     <w:tblPr>
       <w:tblBorders>
-        <w:top w:val="single" w:sz="4" w:space="0" w:color="auto"/>
-        <w:left w:val="single" w:sz="4" w:space="0" w:color="auto"/>
-        <w:bottom w:val="single" w:sz="4" w:space="0" w:color="auto"/>
-        <w:right w:val="single" w:sz="4" w:space="0" w:color="auto"/>
-        <w:insideH w:val="single" w:sz="4" w:space="0" w:color="auto"/>
-        <w:insideV w:val="single" w:sz="4" w:space="0" w:color="auto"/>
+        <w:top w:val="single" w:color="auto" w:sz="4" w:space="0"/>
+        <w:left w:val="single" w:color="auto" w:sz="4" w:space="0"/>
+        <w:bottom w:val="single" w:color="auto" w:sz="4" w:space="0"/>
+        <w:right w:val="single" w:color="auto" w:sz="4" w:space="0"/>
+        <w:insideH w:val="single" w:color="auto" w:sz="4" w:space="0"/>
+        <w:insideV w:val="single" w:color="auto" w:sz="4" w:space="0"/>
       </w:tblBorders>
     </w:tblPr>
   </w:style>
@@ -2776,7 +3158,7 @@
 </file>
 
 <file path=word/theme/theme1.xml><?xml version="1.0" encoding="utf-8"?>
-<a:theme xmlns:a="http://schemas.openxmlformats.org/drawingml/2006/main" name="Office Theme">
+<a:theme xmlns:a="http://schemas.openxmlformats.org/drawingml/2006/main" xmlns:thm15="http://schemas.microsoft.com/office/thememl/2012/main" name="Office Theme">
   <a:themeElements>
     <a:clrScheme name="Office">
       <a:dk1>
